--- a/06-学生侧材料/讲义/2026-06-23-活性中间体与反应机理基础.docx
+++ b/06-学生侧材料/讲义/2026-06-23-活性中间体与反应机理基础.docx
@@ -2,7 +2,7 @@
 <file path=word/document.xml><?xml version="1.0" encoding="utf-8"?>
 <w:document xmlns:w="http://schemas.openxmlformats.org/wordprocessingml/2006/main" xmlns:m="http://schemas.openxmlformats.org/officeDocument/2006/math" xmlns:r="http://schemas.openxmlformats.org/officeDocument/2006/relationships" xmlns:o="urn:schemas-microsoft-com:office:office" xmlns:v="urn:schemas-microsoft-com:vml" xmlns:w10="urn:schemas-microsoft-com:office:word" xmlns:a="http://schemas.openxmlformats.org/drawingml/2006/main" xmlns:pic="http://schemas.openxmlformats.org/drawingml/2006/picture" xmlns:wp="http://schemas.openxmlformats.org/drawingml/2006/wordprocessingDrawing">
   <w:body>
-    <w:bookmarkStart w:id="50" w:name="第三讲活性中间体与反应机理基础提高班"/>
+    <w:bookmarkStart w:id="53" w:name="第三讲活性中间体与反应机理基础提高班"/>
     <w:p>
       <w:pPr>
         <w:pStyle w:val="Heading1"/>
@@ -453,7 +453,7 @@
           <w:p>
             <w:pPr>
               <w:pStyle w:val="Compact"/>
-              <w:jc w:val="left"/>
+              <w:jc w:val="center"/>
             </w:pPr>
             <w:r>
               <w:rPr>
@@ -469,7 +469,7 @@
           <w:p>
             <w:pPr>
               <w:pStyle w:val="Compact"/>
-              <w:jc w:val="left"/>
+              <w:jc w:val="center"/>
             </w:pPr>
             <w:r>
               <w:rPr>
@@ -502,7 +502,7 @@
           <w:p>
             <w:pPr>
               <w:pStyle w:val="Compact"/>
-              <w:jc w:val="left"/>
+              <w:jc w:val="center"/>
             </w:pPr>
             <w:r>
               <w:rPr>
@@ -519,7 +519,7 @@
           <w:p>
             <w:pPr>
               <w:pStyle w:val="Compact"/>
-              <w:jc w:val="left"/>
+              <w:jc w:val="center"/>
             </w:pPr>
             <w:r>
               <w:rPr>
@@ -599,7 +599,7 @@
           <w:p>
             <w:pPr>
               <w:pStyle w:val="Compact"/>
-              <w:jc w:val="left"/>
+              <w:jc w:val="center"/>
             </w:pPr>
             <w:r>
               <w:rPr>
@@ -616,7 +616,7 @@
           <w:p>
             <w:pPr>
               <w:pStyle w:val="Compact"/>
-              <w:jc w:val="left"/>
+              <w:jc w:val="center"/>
             </w:pPr>
             <w:r>
               <w:rPr>
@@ -648,7 +648,7 @@
           <w:p>
             <w:pPr>
               <w:pStyle w:val="Compact"/>
-              <w:jc w:val="left"/>
+              <w:jc w:val="center"/>
             </w:pPr>
             <w:r>
               <w:rPr>
@@ -665,7 +665,7 @@
           <w:p>
             <w:pPr>
               <w:pStyle w:val="Compact"/>
-              <w:jc w:val="left"/>
+              <w:jc w:val="center"/>
             </w:pPr>
             <w:r>
               <w:rPr>
@@ -742,7 +742,7 @@
           <w:p>
             <w:pPr>
               <w:pStyle w:val="Compact"/>
-              <w:jc w:val="left"/>
+              <w:jc w:val="center"/>
             </w:pPr>
             <w:r>
               <w:rPr>
@@ -758,7 +758,7 @@
           <w:p>
             <w:pPr>
               <w:pStyle w:val="Compact"/>
-              <w:jc w:val="left"/>
+              <w:jc w:val="center"/>
             </w:pPr>
             <w:r>
               <w:rPr>
@@ -774,7 +774,7 @@
           <w:p>
             <w:pPr>
               <w:pStyle w:val="Compact"/>
-              <w:jc w:val="left"/>
+              <w:jc w:val="center"/>
             </w:pPr>
             <w:r>
               <w:rPr>
@@ -792,7 +792,7 @@
           <w:p>
             <w:pPr>
               <w:pStyle w:val="Compact"/>
-              <w:jc w:val="left"/>
+              <w:jc w:val="center"/>
             </w:pPr>
             <w:r>
               <w:rPr>
@@ -831,7 +831,7 @@
           <w:p>
             <w:pPr>
               <w:pStyle w:val="Compact"/>
-              <w:jc w:val="left"/>
+              <w:jc w:val="center"/>
             </w:pPr>
             <w:r>
               <w:rPr>
@@ -848,7 +848,7 @@
           <w:p>
             <w:pPr>
               <w:pStyle w:val="Compact"/>
-              <w:jc w:val="left"/>
+              <w:jc w:val="center"/>
             </w:pPr>
             <w:r>
               <w:rPr>
@@ -877,7 +877,7 @@
           <w:p>
             <w:pPr>
               <w:pStyle w:val="Compact"/>
-              <w:jc w:val="left"/>
+              <w:jc w:val="center"/>
             </w:pPr>
             <w:r>
               <w:rPr>
@@ -910,7 +910,7 @@
           <w:p>
             <w:pPr>
               <w:pStyle w:val="Compact"/>
-              <w:jc w:val="left"/>
+              <w:jc w:val="center"/>
             </w:pPr>
             <w:r>
               <w:rPr>
@@ -927,7 +927,7 @@
           <w:p>
             <w:pPr>
               <w:pStyle w:val="Compact"/>
-              <w:jc w:val="left"/>
+              <w:jc w:val="center"/>
             </w:pPr>
             <w:r>
               <w:rPr>
@@ -950,7 +950,7 @@
           <w:p>
             <w:pPr>
               <w:pStyle w:val="Compact"/>
-              <w:jc w:val="left"/>
+              <w:jc w:val="center"/>
             </w:pPr>
             <w:r>
               <w:rPr>
@@ -983,7 +983,7 @@
           <w:p>
             <w:pPr>
               <w:pStyle w:val="Compact"/>
-              <w:jc w:val="left"/>
+              <w:jc w:val="center"/>
             </w:pPr>
             <w:r>
               <w:rPr>
@@ -1000,7 +1000,7 @@
           <w:p>
             <w:pPr>
               <w:pStyle w:val="Compact"/>
-              <w:jc w:val="left"/>
+              <w:jc w:val="center"/>
             </w:pPr>
             <w:r>
               <w:rPr>
@@ -1017,7 +1017,7 @@
           <w:p>
             <w:pPr>
               <w:pStyle w:val="Compact"/>
-              <w:jc w:val="left"/>
+              <w:jc w:val="center"/>
             </w:pPr>
             <w:r>
               <w:rPr>
@@ -1038,7 +1038,7 @@
           <w:p>
             <w:pPr>
               <w:pStyle w:val="Compact"/>
-              <w:jc w:val="left"/>
+              <w:jc w:val="center"/>
             </w:pPr>
             <w:r>
               <w:rPr>
@@ -1055,7 +1055,7 @@
           <w:p>
             <w:pPr>
               <w:pStyle w:val="Compact"/>
-              <w:jc w:val="left"/>
+              <w:jc w:val="center"/>
             </w:pPr>
             <w:r>
               <w:rPr>
@@ -1084,7 +1084,7 @@
           <w:p>
             <w:pPr>
               <w:pStyle w:val="Compact"/>
-              <w:jc w:val="left"/>
+              <w:jc w:val="center"/>
             </w:pPr>
             <w:r>
               <w:rPr>
@@ -1123,7 +1123,7 @@
           <w:p>
             <w:pPr>
               <w:pStyle w:val="Compact"/>
-              <w:jc w:val="left"/>
+              <w:jc w:val="center"/>
             </w:pPr>
             <w:r>
               <w:rPr>
@@ -1140,7 +1140,7 @@
           <w:p>
             <w:pPr>
               <w:pStyle w:val="Compact"/>
-              <w:jc w:val="left"/>
+              <w:jc w:val="center"/>
             </w:pPr>
             <w:r>
               <w:rPr>
@@ -1186,7 +1186,7 @@
     </w:p>
     <w:bookmarkEnd w:id="11"/>
     <w:bookmarkEnd w:id="12"/>
-    <w:bookmarkStart w:id="18" w:name="二活性中间体四兄弟"/>
+    <w:bookmarkStart w:id="21" w:name="二活性中间体四兄弟"/>
     <w:p>
       <w:pPr>
         <w:pStyle w:val="Heading2"/>
@@ -1252,7 +1252,7 @@
           <w:p>
             <w:pPr>
               <w:pStyle w:val="Compact"/>
-              <w:jc w:val="left"/>
+              <w:jc w:val="center"/>
             </w:pPr>
             <w:r>
               <w:rPr>
@@ -1268,7 +1268,7 @@
           <w:p>
             <w:pPr>
               <w:pStyle w:val="Compact"/>
-              <w:jc w:val="left"/>
+              <w:jc w:val="center"/>
             </w:pPr>
             <w:r>
               <w:rPr>
@@ -1284,7 +1284,7 @@
           <w:p>
             <w:pPr>
               <w:pStyle w:val="Compact"/>
-              <w:jc w:val="left"/>
+              <w:jc w:val="center"/>
             </w:pPr>
             <w:r>
               <w:rPr>
@@ -1300,7 +1300,7 @@
           <w:p>
             <w:pPr>
               <w:pStyle w:val="Compact"/>
-              <w:jc w:val="left"/>
+              <w:jc w:val="center"/>
             </w:pPr>
             <w:r>
               <w:rPr>
@@ -1335,7 +1335,7 @@
           <w:p>
             <w:pPr>
               <w:pStyle w:val="Compact"/>
-              <w:jc w:val="left"/>
+              <w:jc w:val="center"/>
             </w:pPr>
             <w:r>
               <w:rPr>
@@ -1350,7 +1350,7 @@
           <w:p>
             <w:pPr>
               <w:pStyle w:val="Compact"/>
-              <w:jc w:val="left"/>
+              <w:jc w:val="center"/>
             </w:pPr>
             <w:r>
               <w:rPr>
@@ -1365,7 +1365,7 @@
           <w:p>
             <w:pPr>
               <w:pStyle w:val="Compact"/>
-              <w:jc w:val="left"/>
+              <w:jc w:val="center"/>
             </w:pPr>
             <w:r>
               <w:rPr>
@@ -1380,7 +1380,7 @@
           <w:p>
             <w:pPr>
               <w:pStyle w:val="Compact"/>
-              <w:jc w:val="left"/>
+              <w:jc w:val="center"/>
             </w:pPr>
             <w:r>
               <w:rPr>
@@ -1414,7 +1414,7 @@
           <w:p>
             <w:pPr>
               <w:pStyle w:val="Compact"/>
-              <w:jc w:val="left"/>
+              <w:jc w:val="center"/>
             </w:pPr>
             <w:r>
               <w:rPr>
@@ -1429,7 +1429,7 @@
           <w:p>
             <w:pPr>
               <w:pStyle w:val="Compact"/>
-              <w:jc w:val="left"/>
+              <w:jc w:val="center"/>
             </w:pPr>
             <w:r>
               <w:rPr>
@@ -1444,7 +1444,7 @@
           <w:p>
             <w:pPr>
               <w:pStyle w:val="Compact"/>
-              <w:jc w:val="left"/>
+              <w:jc w:val="center"/>
             </w:pPr>
             <w:r>
               <w:rPr>
@@ -1459,7 +1459,7 @@
           <w:p>
             <w:pPr>
               <w:pStyle w:val="Compact"/>
-              <w:jc w:val="left"/>
+              <w:jc w:val="center"/>
             </w:pPr>
             <w:r>
               <w:rPr>
@@ -1505,7 +1505,7 @@
           <w:p>
             <w:pPr>
               <w:pStyle w:val="Compact"/>
-              <w:jc w:val="left"/>
+              <w:jc w:val="center"/>
             </w:pPr>
             <w:r>
               <w:rPr>
@@ -1520,7 +1520,7 @@
           <w:p>
             <w:pPr>
               <w:pStyle w:val="Compact"/>
-              <w:jc w:val="left"/>
+              <w:jc w:val="center"/>
             </w:pPr>
             <w:r>
               <w:rPr>
@@ -1535,7 +1535,7 @@
           <w:p>
             <w:pPr>
               <w:pStyle w:val="Compact"/>
-              <w:jc w:val="left"/>
+              <w:jc w:val="center"/>
             </w:pPr>
             <w:r>
               <w:rPr>
@@ -1550,7 +1550,7 @@
           <w:p>
             <w:pPr>
               <w:pStyle w:val="Compact"/>
-              <w:jc w:val="left"/>
+              <w:jc w:val="center"/>
             </w:pPr>
             <w:r>
               <w:rPr>
@@ -1584,7 +1584,7 @@
           <w:p>
             <w:pPr>
               <w:pStyle w:val="Compact"/>
-              <w:jc w:val="left"/>
+              <w:jc w:val="center"/>
             </w:pPr>
             <w:r>
               <w:rPr>
@@ -1599,7 +1599,7 @@
           <w:p>
             <w:pPr>
               <w:pStyle w:val="Compact"/>
-              <w:jc w:val="left"/>
+              <w:jc w:val="center"/>
             </w:pPr>
             <w:r>
               <w:rPr>
@@ -1614,7 +1614,7 @@
           <w:p>
             <w:pPr>
               <w:pStyle w:val="Compact"/>
-              <w:jc w:val="left"/>
+              <w:jc w:val="center"/>
             </w:pPr>
             <w:r>
               <w:rPr>
@@ -1629,7 +1629,7 @@
           <w:p>
             <w:pPr>
               <w:pStyle w:val="Compact"/>
-              <w:jc w:val="left"/>
+              <w:jc w:val="center"/>
             </w:pPr>
             <w:r>
               <w:rPr>
@@ -1663,7 +1663,7 @@
           <w:p>
             <w:pPr>
               <w:pStyle w:val="Compact"/>
-              <w:jc w:val="left"/>
+              <w:jc w:val="center"/>
             </w:pPr>
             <w:r>
               <w:rPr>
@@ -1678,7 +1678,7 @@
           <w:p>
             <w:pPr>
               <w:pStyle w:val="Compact"/>
-              <w:jc w:val="left"/>
+              <w:jc w:val="center"/>
             </w:pPr>
             <w:r>
               <w:rPr>
@@ -1693,7 +1693,7 @@
           <w:p>
             <w:pPr>
               <w:pStyle w:val="Compact"/>
-              <w:jc w:val="left"/>
+              <w:jc w:val="center"/>
             </w:pPr>
             <w:r>
               <w:rPr>
@@ -1708,7 +1708,7 @@
           <w:p>
             <w:pPr>
               <w:pStyle w:val="Compact"/>
-              <w:jc w:val="left"/>
+              <w:jc w:val="center"/>
             </w:pPr>
             <w:r>
               <w:rPr>
@@ -1754,7 +1754,7 @@
           <w:p>
             <w:pPr>
               <w:pStyle w:val="Compact"/>
-              <w:jc w:val="left"/>
+              <w:jc w:val="center"/>
             </w:pPr>
             <w:r>
               <w:rPr>
@@ -1787,7 +1787,7 @@
           <w:p>
             <w:pPr>
               <w:pStyle w:val="Compact"/>
-              <w:jc w:val="left"/>
+              <w:jc w:val="center"/>
             </w:pPr>
             <w:r>
               <w:rPr>
@@ -1820,7 +1820,7 @@
           <w:p>
             <w:pPr>
               <w:pStyle w:val="Compact"/>
-              <w:jc w:val="left"/>
+              <w:jc w:val="center"/>
             </w:pPr>
             <w:r>
               <w:rPr>
@@ -1859,7 +1859,7 @@
           <w:p>
             <w:pPr>
               <w:pStyle w:val="Compact"/>
-              <w:jc w:val="left"/>
+              <w:jc w:val="center"/>
             </w:pPr>
             <w:r>
               <w:rPr>
@@ -1905,7 +1905,7 @@
           <w:p>
             <w:pPr>
               <w:pStyle w:val="Compact"/>
-              <w:jc w:val="left"/>
+              <w:jc w:val="center"/>
             </w:pPr>
             <w:r>
               <w:rPr>
@@ -1926,7 +1926,7 @@
           <w:p>
             <w:pPr>
               <w:pStyle w:val="Compact"/>
-              <w:jc w:val="left"/>
+              <w:jc w:val="center"/>
             </w:pPr>
             <w:r>
               <w:rPr>
@@ -1947,7 +1947,7 @@
           <w:p>
             <w:pPr>
               <w:pStyle w:val="Compact"/>
-              <w:jc w:val="left"/>
+              <w:jc w:val="center"/>
             </w:pPr>
             <w:r>
               <w:rPr>
@@ -1968,7 +1968,7 @@
           <w:p>
             <w:pPr>
               <w:pStyle w:val="Compact"/>
-              <w:jc w:val="left"/>
+              <w:jc w:val="center"/>
             </w:pPr>
             <w:r>
               <w:rPr>
@@ -2008,7 +2008,7 @@
           <w:p>
             <w:pPr>
               <w:pStyle w:val="Compact"/>
-              <w:jc w:val="left"/>
+              <w:jc w:val="center"/>
             </w:pPr>
             <w:r>
               <w:rPr>
@@ -2023,7 +2023,7 @@
           <w:p>
             <w:pPr>
               <w:pStyle w:val="Compact"/>
-              <w:jc w:val="left"/>
+              <w:jc w:val="center"/>
             </w:pPr>
             <w:r>
               <w:rPr>
@@ -2038,7 +2038,7 @@
           <w:p>
             <w:pPr>
               <w:pStyle w:val="Compact"/>
-              <w:jc w:val="left"/>
+              <w:jc w:val="center"/>
             </w:pPr>
             <w:r>
               <w:rPr>
@@ -2053,7 +2053,7 @@
           <w:p>
             <w:pPr>
               <w:pStyle w:val="Compact"/>
-              <w:jc w:val="left"/>
+              <w:jc w:val="center"/>
             </w:pPr>
             <w:r>
               <w:rPr>
@@ -2078,7 +2078,7 @@
       </w:tr>
     </w:tbl>
     <w:bookmarkEnd w:id="13"/>
-    <w:bookmarkStart w:id="14" w:name="碳正离子carbocation最常考的中坚"/>
+    <w:bookmarkStart w:id="17" w:name="碳正离子carbocation最常考的中坚"/>
     <w:p>
       <w:pPr>
         <w:pStyle w:val="Heading3"/>
@@ -2286,6 +2286,12 @@
       <m:oMathPara>
         <m:oMathParaPr>
           <m:jc m:val="center"/>
+          <m:ctrlPr>
+            <w:rPr>
+              <w:sz w:val="28"/>
+              <w:szCs w:val="28"/>
+            </w:rPr>
+          </m:ctrlPr>
         </m:oMathParaPr>
         <m:oMath>
           <m:r>
@@ -2655,6 +2661,153 @@
         </m:oMath>
       </m:oMathPara>
     </w:p>
+    <w:p>
+      <w:pPr>
+        <w:pStyle w:val="FirstParagraph"/>
+        <w:jc w:val="center"/>
+      </w:pPr>
+      <w:r>
+        <w:rPr>
+          <w:b w:val="0"/>
+          <w:i w:val="0"/>
+          <w:sz w:val="21"/>
+        </w:rPr>
+        <w:drawing>
+          <wp:inline>
+            <wp:extent cx="5334000" cy="2325624"/>
+            <wp:effectExtent b="0" l="0" r="0" t="0"/>
+            <wp:docPr descr="烷基碳正离子的稳定性顺序——甲基 &lt; 伯 &lt; 仲 &lt; 叔" title="" id="15" name="Picture"/>
+            <a:graphic>
+              <a:graphicData uri="http://schemas.openxmlformats.org/drawingml/2006/picture">
+                <pic:pic>
+                  <pic:nvPicPr>
+                    <pic:cNvPr descr="media/carbocation-stability.png" id="16" name="Picture"/>
+                    <pic:cNvPicPr>
+                      <a:picLocks noChangeArrowheads="1" noChangeAspect="1"/>
+                    </pic:cNvPicPr>
+                  </pic:nvPicPr>
+                  <pic:blipFill>
+                    <a:blip r:embed="rId14"/>
+                    <a:stretch>
+                      <a:fillRect/>
+                    </a:stretch>
+                  </pic:blipFill>
+                  <pic:spPr bwMode="auto">
+                    <a:xfrm>
+                      <a:off x="0" y="0"/>
+                      <a:ext cx="5334000" cy="2325624"/>
+                    </a:xfrm>
+                    <a:prstGeom prst="rect">
+                      <a:avLst/>
+                    </a:prstGeom>
+                    <a:noFill/>
+                    <a:ln w="9525">
+                      <a:noFill/>
+                      <a:headEnd/>
+                      <a:tailEnd/>
+                    </a:ln>
+                  </pic:spPr>
+                </pic:pic>
+              </a:graphicData>
+            </a:graphic>
+          </wp:inline>
+        </w:drawing>
+      </w:r>
+      <w:r>
+        <w:rPr>
+          <w:b w:val="0"/>
+          <w:i w:val="0"/>
+          <w:sz w:val="21"/>
+        </w:rPr>
+        <w:t xml:space="preserve"> </w:t>
+      </w:r>
+      <w:r>
+        <w:rPr>
+          <w:rFonts w:hint="eastAsia" w:eastAsia="FangSong" w:ascii="Times New Roman" w:hAnsi="Times New Roman"/>
+          <w:b w:val="0"/>
+          <w:i w:val="0"/>
+          <w:iCs/>
+          <w:sz w:val="21"/>
+        </w:rPr>
+        <w:t xml:space="preserve">图</w:t>
+      </w:r>
+      <w:r>
+        <w:rPr>
+          <w:b w:val="0"/>
+          <w:i w:val="0"/>
+          <w:iCs/>
+          <w:sz w:val="21"/>
+        </w:rPr>
+        <w:t xml:space="preserve"> </w:t>
+      </w:r>
+      <w:r>
+        <w:rPr>
+          <w:rFonts w:hint="eastAsia" w:eastAsia="FangSong" w:ascii="Times New Roman" w:hAnsi="Times New Roman"/>
+          <w:b w:val="0"/>
+          <w:i w:val="0"/>
+          <w:iCs/>
+          <w:sz w:val="21"/>
+        </w:rPr>
+        <w:t xml:space="preserve">烷基碳正离子的稳定性序列。从甲基碳正离子（最不稳定）到叔丁基碳正离子（最稳定），超共轭效应（C-H</w:t>
+      </w:r>
+      <w:r>
+        <w:rPr>
+          <w:b w:val="0"/>
+          <w:i w:val="0"/>
+          <w:iCs/>
+          <w:sz w:val="21"/>
+        </w:rPr>
+        <w:t xml:space="preserve"> σ→p </w:t>
+      </w:r>
+      <w:r>
+        <w:rPr>
+          <w:rFonts w:hint="eastAsia" w:eastAsia="FangSong" w:ascii="Times New Roman" w:hAnsi="Times New Roman"/>
+          <w:b w:val="0"/>
+          <w:i w:val="0"/>
+          <w:iCs/>
+          <w:sz w:val="21"/>
+        </w:rPr>
+        <w:t xml:space="preserve">空轨道）随烷基数增加而增强，每个烷基使稳定性提升约</w:t>
+      </w:r>
+      <w:r>
+        <w:rPr>
+          <w:b w:val="0"/>
+          <w:i w:val="0"/>
+          <w:iCs/>
+          <w:sz w:val="21"/>
+        </w:rPr>
+        <w:t xml:space="preserve"> 20-25 </w:t>
+      </w:r>
+      <w:r>
+        <w:rPr>
+          <w:rFonts w:hint="eastAsia" w:eastAsia="FangSong" w:ascii="Times New Roman" w:hAnsi="Times New Roman"/>
+          <w:b w:val="0"/>
+          <w:i w:val="0"/>
+          <w:iCs/>
+          <w:sz w:val="21"/>
+        </w:rPr>
+        <w:t xml:space="preserve">kJ/mol（Wikimedia</w:t>
+      </w:r>
+      <w:r>
+        <w:rPr>
+          <w:b w:val="0"/>
+          <w:i w:val="0"/>
+          <w:iCs/>
+          <w:sz w:val="21"/>
+        </w:rPr>
+        <w:t xml:space="preserve"> </w:t>
+      </w:r>
+      <w:r>
+        <w:rPr>
+          <w:rFonts w:hint="eastAsia" w:eastAsia="FangSong" w:ascii="Times New Roman" w:hAnsi="Times New Roman"/>
+          <w:b w:val="0"/>
+          <w:i w:val="0"/>
+          <w:iCs/>
+          <w:sz w:val="21"/>
+        </w:rPr>
+        <w:t xml:space="preserve">Commons）</w:t>
+      </w:r>
+    </w:p>
     <w:tbl>
       <w:tblPr>
         <w:tblStyle w:val="Table"/>
@@ -2677,7 +2830,7 @@
           <w:p>
             <w:pPr>
               <w:pStyle w:val="Compact"/>
-              <w:jc w:val="left"/>
+              <w:jc w:val="center"/>
             </w:pPr>
             <w:r>
               <w:rPr>
@@ -2693,7 +2846,7 @@
           <w:p>
             <w:pPr>
               <w:pStyle w:val="Compact"/>
-              <w:jc w:val="left"/>
+              <w:jc w:val="center"/>
             </w:pPr>
             <w:r>
               <w:rPr>
@@ -2709,7 +2862,7 @@
           <w:p>
             <w:pPr>
               <w:pStyle w:val="Compact"/>
-              <w:jc w:val="left"/>
+              <w:jc w:val="center"/>
             </w:pPr>
             <w:r>
               <w:rPr>
@@ -2743,7 +2896,7 @@
           <w:p>
             <w:pPr>
               <w:pStyle w:val="Compact"/>
-              <w:jc w:val="left"/>
+              <w:jc w:val="center"/>
             </w:pPr>
             <w:r>
               <w:rPr>
@@ -2758,7 +2911,7 @@
           <w:p>
             <w:pPr>
               <w:pStyle w:val="Compact"/>
-              <w:jc w:val="left"/>
+              <w:jc w:val="center"/>
             </w:pPr>
             <w:r>
               <w:rPr>
@@ -2773,7 +2926,7 @@
           <w:p>
             <w:pPr>
               <w:pStyle w:val="Compact"/>
-              <w:jc w:val="left"/>
+              <w:jc w:val="center"/>
             </w:pPr>
             <w:r>
               <w:rPr>
@@ -2835,7 +2988,7 @@
           <w:p>
             <w:pPr>
               <w:pStyle w:val="Compact"/>
-              <w:jc w:val="left"/>
+              <w:jc w:val="center"/>
             </w:pPr>
             <w:r>
               <w:rPr>
@@ -2850,7 +3003,7 @@
           <w:p>
             <w:pPr>
               <w:pStyle w:val="Compact"/>
-              <w:jc w:val="left"/>
+              <w:jc w:val="center"/>
             </w:pPr>
             <w:r>
               <w:rPr>
@@ -2865,7 +3018,7 @@
           <w:p>
             <w:pPr>
               <w:pStyle w:val="Compact"/>
-              <w:jc w:val="left"/>
+              <w:jc w:val="center"/>
             </w:pPr>
             <w:r>
               <w:rPr>
@@ -2915,7 +3068,7 @@
           <w:p>
             <w:pPr>
               <w:pStyle w:val="Compact"/>
-              <w:jc w:val="left"/>
+              <w:jc w:val="center"/>
             </w:pPr>
             <w:r>
               <w:rPr>
@@ -2930,7 +3083,7 @@
           <w:p>
             <w:pPr>
               <w:pStyle w:val="Compact"/>
-              <w:jc w:val="left"/>
+              <w:jc w:val="center"/>
             </w:pPr>
             <w:r>
               <w:rPr>
@@ -2945,7 +3098,7 @@
           <w:p>
             <w:pPr>
               <w:pStyle w:val="Compact"/>
-              <w:jc w:val="left"/>
+              <w:jc w:val="center"/>
             </w:pPr>
             <w:r>
               <w:rPr>
@@ -3013,7 +3166,7 @@
           <w:p>
             <w:pPr>
               <w:pStyle w:val="Compact"/>
-              <w:jc w:val="left"/>
+              <w:jc w:val="center"/>
             </w:pPr>
             <w:r>
               <w:rPr>
@@ -3028,7 +3181,7 @@
           <w:p>
             <w:pPr>
               <w:pStyle w:val="Compact"/>
-              <w:jc w:val="left"/>
+              <w:jc w:val="center"/>
             </w:pPr>
             <w:r>
               <w:rPr>
@@ -3043,7 +3196,7 @@
           <w:p>
             <w:pPr>
               <w:pStyle w:val="Compact"/>
-              <w:jc w:val="left"/>
+              <w:jc w:val="center"/>
             </w:pPr>
             <w:r>
               <w:rPr>
@@ -3093,7 +3246,7 @@
           <w:p>
             <w:pPr>
               <w:pStyle w:val="Compact"/>
-              <w:jc w:val="left"/>
+              <w:jc w:val="center"/>
             </w:pPr>
             <w:r>
               <w:rPr>
@@ -3108,7 +3261,7 @@
           <w:p>
             <w:pPr>
               <w:pStyle w:val="Compact"/>
-              <w:jc w:val="left"/>
+              <w:jc w:val="center"/>
             </w:pPr>
             <w:r>
               <w:rPr>
@@ -3123,7 +3276,7 @@
           <w:p>
             <w:pPr>
               <w:pStyle w:val="Compact"/>
-              <w:jc w:val="left"/>
+              <w:jc w:val="center"/>
             </w:pPr>
             <w:r>
               <w:rPr>
@@ -3161,7 +3314,7 @@
           <w:p>
             <w:pPr>
               <w:pStyle w:val="Compact"/>
-              <w:jc w:val="left"/>
+              <w:jc w:val="center"/>
             </w:pPr>
             <w:r>
               <w:rPr>
@@ -3176,7 +3329,7 @@
           <w:p>
             <w:pPr>
               <w:pStyle w:val="Compact"/>
-              <w:jc w:val="left"/>
+              <w:jc w:val="center"/>
             </w:pPr>
             <w:r>
               <w:rPr>
@@ -3191,7 +3344,7 @@
           <w:p>
             <w:pPr>
               <w:pStyle w:val="Compact"/>
-              <w:jc w:val="left"/>
+              <w:jc w:val="center"/>
             </w:pPr>
             <w:r>
               <w:rPr>
@@ -3229,7 +3382,7 @@
           <w:p>
             <w:pPr>
               <w:pStyle w:val="Compact"/>
-              <w:jc w:val="left"/>
+              <w:jc w:val="center"/>
             </w:pPr>
             <w:r>
               <w:rPr>
@@ -3244,7 +3397,7 @@
           <w:p>
             <w:pPr>
               <w:pStyle w:val="Compact"/>
-              <w:jc w:val="left"/>
+              <w:jc w:val="center"/>
             </w:pPr>
             <w:r>
               <w:rPr>
@@ -3259,7 +3412,7 @@
           <w:p>
             <w:pPr>
               <w:pStyle w:val="Compact"/>
-              <w:jc w:val="left"/>
+              <w:jc w:val="center"/>
             </w:pPr>
             <w:r>
               <w:rPr>
@@ -3291,7 +3444,7 @@
           <w:p>
             <w:pPr>
               <w:pStyle w:val="Compact"/>
-              <w:jc w:val="left"/>
+              <w:jc w:val="center"/>
             </w:pPr>
             <w:r>
               <w:rPr>
@@ -3306,7 +3459,7 @@
           <w:p>
             <w:pPr>
               <w:pStyle w:val="Compact"/>
-              <w:jc w:val="left"/>
+              <w:jc w:val="center"/>
             </w:pPr>
             <w:r>
               <w:rPr>
@@ -3321,7 +3474,7 @@
           <w:p>
             <w:pPr>
               <w:pStyle w:val="Compact"/>
-              <w:jc w:val="left"/>
+              <w:jc w:val="center"/>
             </w:pPr>
             <w:r>
               <w:rPr>
@@ -3363,7 +3516,7 @@
           <w:p>
             <w:pPr>
               <w:pStyle w:val="Compact"/>
-              <w:jc w:val="left"/>
+              <w:jc w:val="center"/>
             </w:pPr>
             <w:r>
               <w:rPr>
@@ -3378,7 +3531,7 @@
           <w:p>
             <w:pPr>
               <w:pStyle w:val="Compact"/>
-              <w:jc w:val="left"/>
+              <w:jc w:val="center"/>
             </w:pPr>
             <w:r>
               <w:rPr>
@@ -3393,7 +3546,7 @@
           <w:p>
             <w:pPr>
               <w:pStyle w:val="Compact"/>
-              <w:jc w:val="left"/>
+              <w:jc w:val="center"/>
             </w:pPr>
             <w:r>
               <w:rPr>
@@ -3663,7 +3816,7 @@
           <w:p>
             <w:pPr>
               <w:pStyle w:val="Compact"/>
-              <w:jc w:val="left"/>
+              <w:jc w:val="center"/>
             </w:pPr>
             <w:r>
               <w:rPr>
@@ -3695,7 +3848,7 @@
           <w:p>
             <w:pPr>
               <w:pStyle w:val="Compact"/>
-              <w:jc w:val="left"/>
+              <w:jc w:val="center"/>
             </w:pPr>
             <w:r>
               <w:rPr>
@@ -3734,7 +3887,7 @@
           <w:p>
             <w:pPr>
               <w:pStyle w:val="Compact"/>
-              <w:jc w:val="left"/>
+              <w:jc w:val="center"/>
             </w:pPr>
             <w:r>
               <w:rPr>
@@ -3766,7 +3919,7 @@
           <w:p>
             <w:pPr>
               <w:pStyle w:val="Compact"/>
-              <w:jc w:val="left"/>
+              <w:jc w:val="center"/>
             </w:pPr>
             <w:r>
               <w:rPr>
@@ -3798,7 +3951,7 @@
           <w:p>
             <w:pPr>
               <w:pStyle w:val="Compact"/>
-              <w:jc w:val="left"/>
+              <w:jc w:val="center"/>
             </w:pPr>
             <w:r>
               <w:rPr>
@@ -3828,7 +3981,7 @@
           <w:p>
             <w:pPr>
               <w:pStyle w:val="Compact"/>
-              <w:jc w:val="left"/>
+              <w:jc w:val="center"/>
             </w:pPr>
             <w:r>
               <w:rPr>
@@ -3860,7 +4013,7 @@
           <w:p>
             <w:pPr>
               <w:pStyle w:val="Compact"/>
-              <w:jc w:val="left"/>
+              <w:jc w:val="center"/>
             </w:pPr>
             <w:r>
               <w:rPr>
@@ -3902,7 +4055,7 @@
           <w:p>
             <w:pPr>
               <w:pStyle w:val="Compact"/>
-              <w:jc w:val="left"/>
+              <w:jc w:val="center"/>
             </w:pPr>
             <w:r>
               <w:rPr>
@@ -3947,8 +4100,8 @@
         <w:t xml:space="preserve">。已稳定的叔/苄基碳正离子不需要重排。重排只在产物更稳定时发生。</w:t>
       </w:r>
     </w:p>
-    <w:bookmarkEnd w:id="14"/>
-    <w:bookmarkStart w:id="15" w:name="碳负离子carbanion亲核的基石"/>
+    <w:bookmarkEnd w:id="17"/>
+    <w:bookmarkStart w:id="18" w:name="碳负离子carbanion亲核的基石"/>
     <w:p>
       <w:pPr>
         <w:pStyle w:val="Heading3"/>
@@ -4039,7 +4192,7 @@
           <w:p>
             <w:pPr>
               <w:pStyle w:val="Compact"/>
-              <w:jc w:val="left"/>
+              <w:jc w:val="center"/>
             </w:pPr>
             <w:r>
               <w:rPr>
@@ -4055,7 +4208,7 @@
           <w:p>
             <w:pPr>
               <w:pStyle w:val="Compact"/>
-              <w:jc w:val="left"/>
+              <w:jc w:val="center"/>
             </w:pPr>
             <w:r>
               <w:rPr>
@@ -4071,7 +4224,7 @@
           <w:p>
             <w:pPr>
               <w:pStyle w:val="Compact"/>
-              <w:jc w:val="left"/>
+              <w:jc w:val="center"/>
             </w:pPr>
             <w:r>
               <w:rPr>
@@ -4089,7 +4242,7 @@
           <w:p>
             <w:pPr>
               <w:pStyle w:val="Compact"/>
-              <w:jc w:val="left"/>
+              <w:jc w:val="center"/>
             </w:pPr>
             <w:r>
               <w:rPr>
@@ -4106,7 +4259,7 @@
           <w:p>
             <w:pPr>
               <w:pStyle w:val="Compact"/>
-              <w:jc w:val="left"/>
+              <w:jc w:val="center"/>
             </w:pPr>
             <w:r>
               <w:rPr>
@@ -4123,7 +4276,7 @@
           <w:p>
             <w:pPr>
               <w:pStyle w:val="Compact"/>
-              <w:jc w:val="left"/>
+              <w:jc w:val="center"/>
             </w:pPr>
             <w:r>
               <w:rPr>
@@ -4140,7 +4293,7 @@
           <w:p>
             <w:pPr>
               <w:pStyle w:val="Compact"/>
-              <w:jc w:val="left"/>
+              <w:jc w:val="center"/>
             </w:pPr>
             <w:r>
               <w:rPr>
@@ -4157,7 +4310,7 @@
           <w:p>
             <w:pPr>
               <w:pStyle w:val="Compact"/>
-              <w:jc w:val="left"/>
+              <w:jc w:val="center"/>
             </w:pPr>
             <w:r>
               <w:rPr>
@@ -4174,7 +4327,7 @@
           <w:p>
             <w:pPr>
               <w:pStyle w:val="Compact"/>
-              <w:jc w:val="left"/>
+              <w:jc w:val="center"/>
             </w:pPr>
             <w:r>
               <w:rPr>
@@ -4191,7 +4344,7 @@
           <w:p>
             <w:pPr>
               <w:pStyle w:val="Compact"/>
-              <w:jc w:val="left"/>
+              <w:jc w:val="center"/>
             </w:pPr>
             <w:r>
               <w:rPr>
@@ -4224,7 +4377,7 @@
           <w:p>
             <w:pPr>
               <w:pStyle w:val="Compact"/>
-              <w:jc w:val="left"/>
+              <w:jc w:val="center"/>
             </w:pPr>
             <w:r>
               <w:rPr>
@@ -4241,7 +4394,7 @@
           <w:p>
             <w:pPr>
               <w:pStyle w:val="Compact"/>
-              <w:jc w:val="left"/>
+              <w:jc w:val="center"/>
             </w:pPr>
             <w:r>
               <w:rPr>
@@ -4264,7 +4417,7 @@
           <w:p>
             <w:pPr>
               <w:pStyle w:val="Compact"/>
-              <w:jc w:val="left"/>
+              <w:jc w:val="center"/>
             </w:pPr>
             <w:r>
               <w:rPr>
@@ -4281,7 +4434,7 @@
           <w:p>
             <w:pPr>
               <w:pStyle w:val="Compact"/>
-              <w:jc w:val="left"/>
+              <w:jc w:val="center"/>
             </w:pPr>
             <w:r>
               <w:rPr>
@@ -4298,7 +4451,7 @@
           <w:p>
             <w:pPr>
               <w:pStyle w:val="Compact"/>
-              <w:jc w:val="left"/>
+              <w:jc w:val="center"/>
             </w:pPr>
             <w:r>
               <w:rPr>
@@ -4377,7 +4530,7 @@
           <w:p>
             <w:pPr>
               <w:pStyle w:val="Compact"/>
-              <w:jc w:val="left"/>
+              <w:jc w:val="center"/>
             </w:pPr>
             <w:r>
               <w:rPr>
@@ -4409,7 +4562,7 @@
           <w:p>
             <w:pPr>
               <w:pStyle w:val="Compact"/>
-              <w:jc w:val="left"/>
+              <w:jc w:val="center"/>
             </w:pPr>
             <w:r>
               <w:rPr>
@@ -4427,7 +4580,7 @@
           <w:p>
             <w:pPr>
               <w:pStyle w:val="Compact"/>
-              <w:jc w:val="left"/>
+              <w:jc w:val="center"/>
             </w:pPr>
             <w:r>
               <w:rPr>
@@ -4457,7 +4610,7 @@
           <w:p>
             <w:pPr>
               <w:pStyle w:val="Compact"/>
-              <w:jc w:val="left"/>
+              <w:jc w:val="center"/>
             </w:pPr>
             <w:r>
               <w:rPr>
@@ -4486,7 +4639,7 @@
           <w:p>
             <w:pPr>
               <w:pStyle w:val="Compact"/>
-              <w:jc w:val="left"/>
+              <w:jc w:val="center"/>
             </w:pPr>
             <w:r>
               <w:rPr>
@@ -4516,7 +4669,7 @@
           <w:p>
             <w:pPr>
               <w:pStyle w:val="Compact"/>
-              <w:jc w:val="left"/>
+              <w:jc w:val="center"/>
             </w:pPr>
             <w:r>
               <w:rPr>
@@ -4533,7 +4686,7 @@
           <w:p>
             <w:pPr>
               <w:pStyle w:val="Compact"/>
-              <w:jc w:val="left"/>
+              <w:jc w:val="center"/>
             </w:pPr>
             <w:r>
               <w:rPr>
@@ -4563,7 +4716,7 @@
           <w:p>
             <w:pPr>
               <w:pStyle w:val="Compact"/>
-              <w:jc w:val="left"/>
+              <w:jc w:val="center"/>
             </w:pPr>
             <w:r>
               <w:rPr>
@@ -4580,7 +4733,7 @@
           <w:p>
             <w:pPr>
               <w:pStyle w:val="Compact"/>
-              <w:jc w:val="left"/>
+              <w:jc w:val="center"/>
             </w:pPr>
             <w:r>
               <w:rPr>
@@ -4610,7 +4763,7 @@
           <w:p>
             <w:pPr>
               <w:pStyle w:val="Compact"/>
-              <w:jc w:val="left"/>
+              <w:jc w:val="center"/>
             </w:pPr>
             <w:r>
               <w:rPr>
@@ -4627,7 +4780,7 @@
           <w:p>
             <w:pPr>
               <w:pStyle w:val="Compact"/>
-              <w:jc w:val="left"/>
+              <w:jc w:val="center"/>
             </w:pPr>
             <w:r>
               <w:rPr>
@@ -4657,7 +4810,7 @@
           <w:p>
             <w:pPr>
               <w:pStyle w:val="Compact"/>
-              <w:jc w:val="left"/>
+              <w:jc w:val="center"/>
             </w:pPr>
             <w:r>
               <w:rPr>
@@ -4674,7 +4827,7 @@
           <w:p>
             <w:pPr>
               <w:pStyle w:val="Compact"/>
-              <w:jc w:val="left"/>
+              <w:jc w:val="center"/>
             </w:pPr>
             <w:r>
               <w:rPr>
@@ -4704,7 +4857,7 @@
           <w:p>
             <w:pPr>
               <w:pStyle w:val="Compact"/>
-              <w:jc w:val="left"/>
+              <w:jc w:val="center"/>
             </w:pPr>
             <w:r>
               <w:rPr>
@@ -4727,7 +4880,7 @@
           <w:p>
             <w:pPr>
               <w:pStyle w:val="Compact"/>
-              <w:jc w:val="left"/>
+              <w:jc w:val="center"/>
             </w:pPr>
             <w:r>
               <w:rPr>
@@ -4757,7 +4910,7 @@
           <w:p>
             <w:pPr>
               <w:pStyle w:val="Compact"/>
-              <w:jc w:val="left"/>
+              <w:jc w:val="center"/>
             </w:pPr>
             <w:r>
               <w:rPr>
@@ -4774,7 +4927,7 @@
           <w:p>
             <w:pPr>
               <w:pStyle w:val="Compact"/>
-              <w:jc w:val="left"/>
+              <w:jc w:val="center"/>
             </w:pPr>
             <w:r>
               <w:rPr>
@@ -4804,7 +4957,7 @@
           <w:p>
             <w:pPr>
               <w:pStyle w:val="Compact"/>
-              <w:jc w:val="left"/>
+              <w:jc w:val="center"/>
             </w:pPr>
             <w:r>
               <w:rPr>
@@ -4892,7 +5045,7 @@
           <w:p>
             <w:pPr>
               <w:pStyle w:val="Compact"/>
-              <w:jc w:val="left"/>
+              <w:jc w:val="center"/>
             </w:pPr>
             <w:r>
               <w:rPr>
@@ -4908,7 +5061,7 @@
           <w:p>
             <w:pPr>
               <w:pStyle w:val="Compact"/>
-              <w:jc w:val="left"/>
+              <w:jc w:val="center"/>
             </w:pPr>
             <w:r>
               <w:rPr>
@@ -4940,7 +5093,7 @@
           <w:p>
             <w:pPr>
               <w:pStyle w:val="Compact"/>
-              <w:jc w:val="left"/>
+              <w:jc w:val="center"/>
             </w:pPr>
             <w:r>
               <w:rPr>
@@ -4958,7 +5111,7 @@
           <w:p>
             <w:pPr>
               <w:pStyle w:val="Compact"/>
-              <w:jc w:val="left"/>
+              <w:jc w:val="center"/>
             </w:pPr>
             <w:r>
               <w:rPr>
@@ -4983,7 +5136,7 @@
           <w:p>
             <w:pPr>
               <w:pStyle w:val="Compact"/>
-              <w:jc w:val="left"/>
+              <w:jc w:val="center"/>
             </w:pPr>
             <w:r>
               <w:rPr>
@@ -5031,7 +5184,7 @@
           <w:p>
             <w:pPr>
               <w:pStyle w:val="Compact"/>
-              <w:jc w:val="left"/>
+              <w:jc w:val="center"/>
             </w:pPr>
             <w:r>
               <w:rPr>
@@ -5060,7 +5213,7 @@
           <w:p>
             <w:pPr>
               <w:pStyle w:val="Compact"/>
-              <w:jc w:val="left"/>
+              <w:jc w:val="center"/>
             </w:pPr>
             <w:r>
               <w:rPr>
@@ -5085,7 +5238,7 @@
           <w:p>
             <w:pPr>
               <w:pStyle w:val="Compact"/>
-              <w:jc w:val="left"/>
+              <w:jc w:val="center"/>
             </w:pPr>
             <w:r>
               <w:rPr>
@@ -5133,7 +5286,7 @@
           <w:p>
             <w:pPr>
               <w:pStyle w:val="Compact"/>
-              <w:jc w:val="left"/>
+              <w:jc w:val="center"/>
             </w:pPr>
             <w:r>
               <w:rPr>
@@ -5170,8 +5323,8 @@
         <w:t xml:space="preserve">“小位阻碱低温→动力学烯醇（少取代）；平衡高温→热力学烯醇（多取代）。”</w:t>
       </w:r>
     </w:p>
-    <w:bookmarkEnd w:id="15"/>
-    <w:bookmarkStart w:id="16" w:name="自由基free-radical奇电子的世界"/>
+    <w:bookmarkEnd w:id="18"/>
+    <w:bookmarkStart w:id="19" w:name="自由基free-radical奇电子的世界"/>
     <w:p>
       <w:pPr>
         <w:pStyle w:val="Heading3"/>
@@ -5281,7 +5434,7 @@
           <w:p>
             <w:pPr>
               <w:pStyle w:val="Compact"/>
-              <w:jc w:val="left"/>
+              <w:jc w:val="center"/>
             </w:pPr>
             <w:r>
               <w:rPr>
@@ -5297,7 +5450,7 @@
           <w:p>
             <w:pPr>
               <w:pStyle w:val="Compact"/>
-              <w:jc w:val="left"/>
+              <w:jc w:val="center"/>
             </w:pPr>
             <w:r>
               <w:rPr>
@@ -5313,7 +5466,7 @@
           <w:p>
             <w:pPr>
               <w:pStyle w:val="Compact"/>
-              <w:jc w:val="left"/>
+              <w:jc w:val="center"/>
             </w:pPr>
             <w:r>
               <w:rPr>
@@ -5331,7 +5484,7 @@
           <w:p>
             <w:pPr>
               <w:pStyle w:val="Compact"/>
-              <w:jc w:val="left"/>
+              <w:jc w:val="center"/>
             </w:pPr>
             <w:r>
               <w:rPr>
@@ -5364,7 +5517,7 @@
           <w:p>
             <w:pPr>
               <w:pStyle w:val="Compact"/>
-              <w:jc w:val="left"/>
+              <w:jc w:val="center"/>
             </w:pPr>
             <w:r>
               <w:rPr>
@@ -5379,7 +5532,7 @@
           <w:p>
             <w:pPr>
               <w:pStyle w:val="Compact"/>
-              <w:jc w:val="left"/>
+              <w:jc w:val="center"/>
             </w:pPr>
             <w:r>
               <w:rPr>
@@ -5408,7 +5561,7 @@
           <w:p>
             <w:pPr>
               <w:pStyle w:val="Compact"/>
-              <w:jc w:val="left"/>
+              <w:jc w:val="center"/>
             </w:pPr>
             <w:r>
               <w:rPr>
@@ -5441,7 +5594,7 @@
           <w:p>
             <w:pPr>
               <w:pStyle w:val="Compact"/>
-              <w:jc w:val="left"/>
+              <w:jc w:val="center"/>
             </w:pPr>
             <w:r>
               <w:rPr>
@@ -5456,7 +5609,7 @@
           <w:p>
             <w:pPr>
               <w:pStyle w:val="Compact"/>
-              <w:jc w:val="left"/>
+              <w:jc w:val="center"/>
             </w:pPr>
             <w:r>
               <w:rPr>
@@ -5497,7 +5650,7 @@
           <w:p>
             <w:pPr>
               <w:pStyle w:val="Compact"/>
-              <w:jc w:val="left"/>
+              <w:jc w:val="center"/>
             </w:pPr>
             <w:r>
               <w:rPr>
@@ -5530,7 +5683,7 @@
           <w:p>
             <w:pPr>
               <w:pStyle w:val="Compact"/>
-              <w:jc w:val="left"/>
+              <w:jc w:val="center"/>
             </w:pPr>
             <w:r>
               <w:rPr>
@@ -5545,7 +5698,7 @@
           <w:p>
             <w:pPr>
               <w:pStyle w:val="Compact"/>
-              <w:jc w:val="left"/>
+              <w:jc w:val="center"/>
             </w:pPr>
             <w:r>
               <w:rPr>
@@ -5562,7 +5715,7 @@
           <w:p>
             <w:pPr>
               <w:pStyle w:val="Compact"/>
-              <w:jc w:val="left"/>
+              <w:jc w:val="center"/>
             </w:pPr>
             <w:r>
               <w:rPr>
@@ -5595,7 +5748,7 @@
           <w:p>
             <w:pPr>
               <w:pStyle w:val="Compact"/>
-              <w:jc w:val="left"/>
+              <w:jc w:val="center"/>
             </w:pPr>
             <w:r>
               <w:rPr>
@@ -5622,7 +5775,7 @@
           <w:p>
             <w:pPr>
               <w:pStyle w:val="Compact"/>
-              <w:jc w:val="left"/>
+              <w:jc w:val="center"/>
             </w:pPr>
             <w:r>
               <w:rPr>
@@ -5645,7 +5798,7 @@
           <w:p>
             <w:pPr>
               <w:pStyle w:val="Compact"/>
-              <w:jc w:val="left"/>
+              <w:jc w:val="center"/>
             </w:pPr>
             <w:r>
               <w:rPr>
@@ -5678,7 +5831,7 @@
           <w:p>
             <w:pPr>
               <w:pStyle w:val="Compact"/>
-              <w:jc w:val="left"/>
+              <w:jc w:val="center"/>
             </w:pPr>
             <w:r>
               <w:rPr>
@@ -5693,7 +5846,7 @@
           <w:p>
             <w:pPr>
               <w:pStyle w:val="Compact"/>
-              <w:jc w:val="left"/>
+              <w:jc w:val="center"/>
             </w:pPr>
             <w:r>
               <w:rPr>
@@ -6057,8 +6210,8 @@
         <w:t xml:space="preserve"> Br·。</w:t>
       </w:r>
     </w:p>
-    <w:bookmarkEnd w:id="16"/>
-    <w:bookmarkStart w:id="17" w:name="卡宾carbene双面间谍"/>
+    <w:bookmarkEnd w:id="19"/>
+    <w:bookmarkStart w:id="20" w:name="卡宾carbene双面间谍"/>
     <w:p>
       <w:pPr>
         <w:pStyle w:val="Heading3"/>
@@ -6181,7 +6334,7 @@
           <w:p>
             <w:pPr>
               <w:pStyle w:val="Compact"/>
-              <w:jc w:val="left"/>
+              <w:jc w:val="center"/>
             </w:pPr>
             <w:r>
               <w:rPr>
@@ -6198,7 +6351,7 @@
           <w:p>
             <w:pPr>
               <w:pStyle w:val="Compact"/>
-              <w:jc w:val="left"/>
+              <w:jc w:val="center"/>
             </w:pPr>
             <w:r>
               <w:rPr>
@@ -6234,7 +6387,7 @@
           <w:p>
             <w:pPr>
               <w:pStyle w:val="Compact"/>
-              <w:jc w:val="left"/>
+              <w:jc w:val="center"/>
             </w:pPr>
             <w:r>
               <w:rPr>
@@ -6273,7 +6426,7 @@
           <w:p>
             <w:pPr>
               <w:pStyle w:val="Compact"/>
-              <w:jc w:val="left"/>
+              <w:jc w:val="center"/>
             </w:pPr>
             <w:r>
               <w:rPr>
@@ -6307,7 +6460,7 @@
           <w:p>
             <w:pPr>
               <w:pStyle w:val="Compact"/>
-              <w:jc w:val="left"/>
+              <w:jc w:val="center"/>
             </w:pPr>
             <w:r>
               <w:rPr>
@@ -6322,7 +6475,7 @@
           <w:p>
             <w:pPr>
               <w:pStyle w:val="Compact"/>
-              <w:jc w:val="left"/>
+              <w:jc w:val="center"/>
             </w:pPr>
             <w:r>
               <w:rPr>
@@ -6362,7 +6515,7 @@
           <w:p>
             <w:pPr>
               <w:pStyle w:val="Compact"/>
-              <w:jc w:val="left"/>
+              <w:jc w:val="center"/>
             </w:pPr>
             <w:r>
               <w:rPr>
@@ -6377,7 +6530,7 @@
           <w:p>
             <w:pPr>
               <w:pStyle w:val="Compact"/>
-              <w:jc w:val="left"/>
+              <w:jc w:val="center"/>
             </w:pPr>
             <w:r>
               <w:rPr>
@@ -6411,7 +6564,7 @@
           <w:p>
             <w:pPr>
               <w:pStyle w:val="Compact"/>
-              <w:jc w:val="left"/>
+              <w:jc w:val="center"/>
             </w:pPr>
             <w:r>
               <w:rPr>
@@ -6434,7 +6587,7 @@
           <w:p>
             <w:pPr>
               <w:pStyle w:val="Compact"/>
-              <w:jc w:val="left"/>
+              <w:jc w:val="center"/>
             </w:pPr>
             <w:r>
               <w:rPr>
@@ -6476,7 +6629,7 @@
           <w:p>
             <w:pPr>
               <w:pStyle w:val="Compact"/>
-              <w:jc w:val="left"/>
+              <w:jc w:val="center"/>
             </w:pPr>
             <w:r>
               <w:rPr>
@@ -6499,7 +6652,7 @@
           <w:p>
             <w:pPr>
               <w:pStyle w:val="Compact"/>
-              <w:jc w:val="left"/>
+              <w:jc w:val="center"/>
             </w:pPr>
             <w:r>
               <w:rPr>
@@ -6535,7 +6688,7 @@
           <w:p>
             <w:pPr>
               <w:pStyle w:val="Compact"/>
-              <w:jc w:val="left"/>
+              <w:jc w:val="center"/>
             </w:pPr>
             <w:r>
               <w:rPr>
@@ -6550,7 +6703,7 @@
           <w:p>
             <w:pPr>
               <w:pStyle w:val="Compact"/>
-              <w:jc w:val="left"/>
+              <w:jc w:val="center"/>
             </w:pPr>
             <w:r>
               <w:rPr>
@@ -6632,7 +6785,7 @@
           <w:p>
             <w:pPr>
               <w:pStyle w:val="Compact"/>
-              <w:jc w:val="left"/>
+              <w:jc w:val="center"/>
             </w:pPr>
             <w:r>
               <w:rPr>
@@ -6648,7 +6801,7 @@
           <w:p>
             <w:pPr>
               <w:pStyle w:val="Compact"/>
-              <w:jc w:val="left"/>
+              <w:jc w:val="center"/>
             </w:pPr>
             <w:r>
               <w:rPr>
@@ -6664,7 +6817,7 @@
           <w:p>
             <w:pPr>
               <w:pStyle w:val="Compact"/>
-              <w:jc w:val="left"/>
+              <w:jc w:val="center"/>
             </w:pPr>
             <w:r>
               <w:rPr>
@@ -6682,7 +6835,7 @@
           <w:p>
             <w:pPr>
               <w:pStyle w:val="Compact"/>
-              <w:jc w:val="left"/>
+              <w:jc w:val="center"/>
             </w:pPr>
             <w:r>
               <w:rPr>
@@ -6699,7 +6852,7 @@
           <w:p>
             <w:pPr>
               <w:pStyle w:val="Compact"/>
-              <w:jc w:val="left"/>
+              <w:jc w:val="center"/>
             </w:pPr>
             <w:r>
               <w:rPr>
@@ -6714,13 +6867,13 @@
           <w:p>
             <w:pPr>
               <w:pStyle w:val="Compact"/>
-              <w:jc w:val="left"/>
-            </w:pPr>
-            <w:r>
-              <w:rPr>
-                <w:rFonts w:hint="eastAsia" w:ascii="Times New Roman" w:hAnsi="Times New Roman" w:eastAsia="SimSun"/>
-              </w:rPr>
-              <w:t xml:space="preserve">最经典，已爆炸危险⚠️</w:t>
+              <w:jc w:val="center"/>
+            </w:pPr>
+            <w:r>
+              <w:rPr>
+                <w:rFonts w:hint="eastAsia" w:ascii="Times New Roman" w:hAnsi="Times New Roman" w:eastAsia="SimSun"/>
+              </w:rPr>
+              <w:t xml:space="preserve">最经典，已爆炸危险</w:t>
             </w:r>
           </w:p>
         </w:tc>
@@ -6731,7 +6884,7 @@
           <w:p>
             <w:pPr>
               <w:pStyle w:val="Compact"/>
-              <w:jc w:val="left"/>
+              <w:jc w:val="center"/>
             </w:pPr>
             <w:r>
               <w:rPr>
@@ -6756,7 +6909,7 @@
           <w:p>
             <w:pPr>
               <w:pStyle w:val="Compact"/>
-              <w:jc w:val="left"/>
+              <w:jc w:val="center"/>
             </w:pPr>
             <w:r>
               <w:rPr>
@@ -6771,7 +6924,7 @@
           <w:p>
             <w:pPr>
               <w:pStyle w:val="Compact"/>
-              <w:jc w:val="left"/>
+              <w:jc w:val="center"/>
             </w:pPr>
             <w:r>
               <w:rPr>
@@ -6788,7 +6941,7 @@
           <w:p>
             <w:pPr>
               <w:pStyle w:val="Compact"/>
-              <w:jc w:val="left"/>
+              <w:jc w:val="center"/>
             </w:pPr>
             <w:r>
               <w:rPr>
@@ -6805,7 +6958,7 @@
           <w:p>
             <w:pPr>
               <w:pStyle w:val="Compact"/>
-              <w:jc w:val="left"/>
+              <w:jc w:val="center"/>
             </w:pPr>
             <w:r>
               <w:rPr>
@@ -6820,7 +6973,7 @@
           <w:p>
             <w:pPr>
               <w:pStyle w:val="Compact"/>
-              <w:jc w:val="left"/>
+              <w:jc w:val="center"/>
             </w:pPr>
             <w:r>
               <w:rPr>
@@ -6849,7 +7002,7 @@
           <w:p>
             <w:pPr>
               <w:pStyle w:val="Compact"/>
-              <w:jc w:val="left"/>
+              <w:jc w:val="center"/>
             </w:pPr>
             <w:r>
               <w:rPr>
@@ -6866,7 +7019,7 @@
           <w:p>
             <w:pPr>
               <w:pStyle w:val="Compact"/>
-              <w:jc w:val="left"/>
+              <w:jc w:val="center"/>
             </w:pPr>
             <w:r>
               <w:rPr>
@@ -6887,7 +7040,7 @@
           <w:p>
             <w:pPr>
               <w:pStyle w:val="Compact"/>
-              <w:jc w:val="left"/>
+              <w:jc w:val="center"/>
             </w:pPr>
             <w:r>
               <w:rPr>
@@ -6940,7 +7093,7 @@
           <w:p>
             <w:pPr>
               <w:pStyle w:val="Compact"/>
-              <w:jc w:val="left"/>
+              <w:jc w:val="center"/>
             </w:pPr>
             <w:r>
               <w:rPr>
@@ -6956,7 +7109,7 @@
           <w:p>
             <w:pPr>
               <w:pStyle w:val="Compact"/>
-              <w:jc w:val="left"/>
+              <w:jc w:val="center"/>
             </w:pPr>
             <w:r>
               <w:rPr>
@@ -6972,7 +7125,7 @@
           <w:p>
             <w:pPr>
               <w:pStyle w:val="Compact"/>
-              <w:jc w:val="left"/>
+              <w:jc w:val="center"/>
             </w:pPr>
             <w:r>
               <w:rPr>
@@ -6988,7 +7141,7 @@
           <w:p>
             <w:pPr>
               <w:pStyle w:val="Compact"/>
-              <w:jc w:val="right"/>
+              <w:jc w:val="center"/>
             </w:pPr>
             <w:r>
               <w:rPr>
@@ -7006,7 +7159,7 @@
           <w:p>
             <w:pPr>
               <w:pStyle w:val="Compact"/>
-              <w:jc w:val="left"/>
+              <w:jc w:val="center"/>
             </w:pPr>
             <w:r>
               <w:rPr>
@@ -7023,7 +7176,7 @@
           <w:p>
             <w:pPr>
               <w:pStyle w:val="Compact"/>
-              <w:jc w:val="left"/>
+              <w:jc w:val="center"/>
             </w:pPr>
             <w:r>
               <w:rPr>
@@ -7044,7 +7197,7 @@
           <w:p>
             <w:pPr>
               <w:pStyle w:val="Compact"/>
-              <w:jc w:val="left"/>
+              <w:jc w:val="center"/>
             </w:pPr>
             <w:r>
               <w:rPr>
@@ -7059,7 +7212,7 @@
           <w:p>
             <w:pPr>
               <w:pStyle w:val="Compact"/>
-              <w:jc w:val="right"/>
+              <w:jc w:val="center"/>
             </w:pPr>
             <w:r>
               <w:rPr>
@@ -7076,7 +7229,7 @@
           <w:p>
             <w:pPr>
               <w:pStyle w:val="Compact"/>
-              <w:jc w:val="left"/>
+              <w:jc w:val="center"/>
             </w:pPr>
             <w:r>
               <w:rPr>
@@ -7101,7 +7254,7 @@
           <w:p>
             <w:pPr>
               <w:pStyle w:val="Compact"/>
-              <w:jc w:val="left"/>
+              <w:jc w:val="center"/>
             </w:pPr>
             <w:r>
               <w:rPr>
@@ -7116,7 +7269,7 @@
           <w:p>
             <w:pPr>
               <w:pStyle w:val="Compact"/>
-              <w:jc w:val="left"/>
+              <w:jc w:val="center"/>
             </w:pPr>
             <w:r>
               <w:rPr>
@@ -7131,7 +7284,7 @@
           <w:p>
             <w:pPr>
               <w:pStyle w:val="Compact"/>
-              <w:jc w:val="right"/>
+              <w:jc w:val="center"/>
             </w:pPr>
             <w:r>
               <w:rPr>
@@ -7160,7 +7313,7 @@
           <w:p>
             <w:pPr>
               <w:pStyle w:val="Compact"/>
-              <w:jc w:val="left"/>
+              <w:jc w:val="center"/>
             </w:pPr>
             <w:r>
               <w:rPr>
@@ -7185,7 +7338,7 @@
           <w:p>
             <w:pPr>
               <w:pStyle w:val="Compact"/>
-              <w:jc w:val="left"/>
+              <w:jc w:val="center"/>
             </w:pPr>
             <w:r>
               <w:rPr>
@@ -7200,7 +7353,7 @@
           <w:p>
             <w:pPr>
               <w:pStyle w:val="Compact"/>
-              <w:jc w:val="left"/>
+              <w:jc w:val="center"/>
             </w:pPr>
             <w:r>
               <w:rPr>
@@ -7227,7 +7380,7 @@
           <w:p>
             <w:pPr>
               <w:pStyle w:val="Compact"/>
-              <w:jc w:val="right"/>
+              <w:jc w:val="center"/>
             </w:pPr>
             <w:r>
               <w:rPr>
@@ -7244,7 +7397,7 @@
           <w:p>
             <w:pPr>
               <w:pStyle w:val="Compact"/>
-              <w:jc w:val="left"/>
+              <w:jc w:val="center"/>
             </w:pPr>
             <w:r>
               <w:rPr>
@@ -7269,7 +7422,7 @@
           <w:p>
             <w:pPr>
               <w:pStyle w:val="Compact"/>
-              <w:jc w:val="left"/>
+              <w:jc w:val="center"/>
             </w:pPr>
             <w:r>
               <w:rPr>
@@ -7284,7 +7437,7 @@
           <w:p>
             <w:pPr>
               <w:pStyle w:val="Compact"/>
-              <w:jc w:val="left"/>
+              <w:jc w:val="center"/>
             </w:pPr>
             <w:r>
               <w:rPr>
@@ -7299,7 +7452,7 @@
           <w:p>
             <w:pPr>
               <w:pStyle w:val="Compact"/>
-              <w:jc w:val="right"/>
+              <w:jc w:val="center"/>
             </w:pPr>
             <w:r>
               <w:rPr>
@@ -7318,9 +7471,9 @@
         </w:pict>
       </w:r>
     </w:p>
-    <w:bookmarkEnd w:id="17"/>
-    <w:bookmarkEnd w:id="18"/>
-    <w:bookmarkStart w:id="22" w:name="三苯炔缺电子芳环的特殊中间体"/>
+    <w:bookmarkEnd w:id="20"/>
+    <w:bookmarkEnd w:id="21"/>
+    <w:bookmarkStart w:id="25" w:name="三苯炔缺电子芳环的特殊中间体"/>
     <w:p>
       <w:pPr>
         <w:pStyle w:val="Heading2"/>
@@ -7332,7 +7485,7 @@
         <w:t xml:space="preserve">三、苯炔——缺电子芳环的特殊中间体</w:t>
       </w:r>
     </w:p>
-    <w:bookmarkStart w:id="19" w:name="生成条件"/>
+    <w:bookmarkStart w:id="22" w:name="生成条件"/>
     <w:p>
       <w:pPr>
         <w:pStyle w:val="Heading3"/>
@@ -7498,8 +7651,8 @@
         <w:t xml:space="preserve">生成含”三键”的苯炔中间体</w:t>
       </w:r>
     </w:p>
-    <w:bookmarkEnd w:id="19"/>
-    <w:bookmarkStart w:id="20" w:name="结构特征"/>
+    <w:bookmarkEnd w:id="22"/>
+    <w:bookmarkStart w:id="23" w:name="结构特征"/>
     <w:p>
       <w:pPr>
         <w:pStyle w:val="Heading3"/>
@@ -7601,8 +7754,8 @@
         <w:t xml:space="preserve">：双功能反应性</w:t>
       </w:r>
     </w:p>
-    <w:bookmarkEnd w:id="20"/>
-    <w:bookmarkStart w:id="21" w:name="典型反应"/>
+    <w:bookmarkEnd w:id="23"/>
+    <w:bookmarkStart w:id="24" w:name="典型反应"/>
     <w:p>
       <w:pPr>
         <w:pStyle w:val="Heading3"/>
@@ -7638,7 +7791,7 @@
           <w:p>
             <w:pPr>
               <w:pStyle w:val="Compact"/>
-              <w:jc w:val="left"/>
+              <w:jc w:val="center"/>
             </w:pPr>
             <w:r>
               <w:rPr>
@@ -7654,7 +7807,7 @@
           <w:p>
             <w:pPr>
               <w:pStyle w:val="Compact"/>
-              <w:jc w:val="left"/>
+              <w:jc w:val="center"/>
             </w:pPr>
             <w:r>
               <w:rPr>
@@ -7670,7 +7823,7 @@
           <w:p>
             <w:pPr>
               <w:pStyle w:val="Compact"/>
-              <w:jc w:val="left"/>
+              <w:jc w:val="center"/>
             </w:pPr>
             <w:r>
               <w:rPr>
@@ -7686,7 +7839,7 @@
           <w:p>
             <w:pPr>
               <w:pStyle w:val="Compact"/>
-              <w:jc w:val="left"/>
+              <w:jc w:val="center"/>
             </w:pPr>
             <w:r>
               <w:rPr>
@@ -7704,7 +7857,7 @@
           <w:p>
             <w:pPr>
               <w:pStyle w:val="Compact"/>
-              <w:jc w:val="left"/>
+              <w:jc w:val="center"/>
             </w:pPr>
             <w:r>
               <w:rPr>
@@ -7721,7 +7874,7 @@
           <w:p>
             <w:pPr>
               <w:pStyle w:val="Compact"/>
-              <w:jc w:val="left"/>
+              <w:jc w:val="center"/>
             </w:pPr>
             <w:r>
               <w:rPr>
@@ -7736,7 +7889,7 @@
           <w:p>
             <w:pPr>
               <w:pStyle w:val="Compact"/>
-              <w:jc w:val="left"/>
+              <w:jc w:val="center"/>
             </w:pPr>
             <w:r>
               <w:rPr>
@@ -7763,7 +7916,7 @@
           <w:p>
             <w:pPr>
               <w:pStyle w:val="Compact"/>
-              <w:jc w:val="left"/>
+              <w:jc w:val="center"/>
             </w:pPr>
             <w:r>
               <w:rPr>
@@ -7786,7 +7939,7 @@
           <w:p>
             <w:pPr>
               <w:pStyle w:val="Compact"/>
-              <w:jc w:val="left"/>
+              <w:jc w:val="center"/>
             </w:pPr>
             <w:r>
               <w:rPr>
@@ -7803,7 +7956,7 @@
           <w:p>
             <w:pPr>
               <w:pStyle w:val="Compact"/>
-              <w:jc w:val="left"/>
+              <w:jc w:val="center"/>
             </w:pPr>
             <w:r>
               <w:rPr>
@@ -7818,7 +7971,7 @@
           <w:p>
             <w:pPr>
               <w:pStyle w:val="Compact"/>
-              <w:jc w:val="left"/>
+              <w:jc w:val="center"/>
             </w:pPr>
             <w:r>
               <w:rPr>
@@ -7833,7 +7986,7 @@
           <w:p>
             <w:pPr>
               <w:pStyle w:val="Compact"/>
-              <w:jc w:val="left"/>
+              <w:jc w:val="center"/>
             </w:pPr>
             <w:r>
               <w:rPr>
@@ -7862,7 +8015,7 @@
           <w:p>
             <w:pPr>
               <w:pStyle w:val="Compact"/>
-              <w:jc w:val="left"/>
+              <w:jc w:val="center"/>
             </w:pPr>
             <w:r>
               <w:rPr>
@@ -7879,7 +8032,7 @@
           <w:p>
             <w:pPr>
               <w:pStyle w:val="Compact"/>
-              <w:jc w:val="left"/>
+              <w:jc w:val="center"/>
             </w:pPr>
             <w:r>
               <w:rPr>
@@ -7894,7 +8047,7 @@
           <w:p>
             <w:pPr>
               <w:pStyle w:val="Compact"/>
-              <w:jc w:val="left"/>
+              <w:jc w:val="center"/>
             </w:pPr>
             <w:r>
               <w:rPr>
@@ -7909,7 +8062,7 @@
           <w:p>
             <w:pPr>
               <w:pStyle w:val="Compact"/>
-              <w:jc w:val="left"/>
+              <w:jc w:val="center"/>
             </w:pPr>
             <w:r>
               <w:rPr>
@@ -7926,7 +8079,7 @@
           <w:p>
             <w:pPr>
               <w:pStyle w:val="Compact"/>
-              <w:jc w:val="left"/>
+              <w:jc w:val="center"/>
             </w:pPr>
             <w:r>
               <w:rPr>
@@ -7951,7 +8104,7 @@
           <w:p>
             <w:pPr>
               <w:pStyle w:val="Compact"/>
-              <w:jc w:val="left"/>
+              <w:jc w:val="center"/>
             </w:pPr>
             <w:r>
               <w:rPr>
@@ -7966,7 +8119,7 @@
           <w:p>
             <w:pPr>
               <w:pStyle w:val="Compact"/>
-              <w:jc w:val="left"/>
+              <w:jc w:val="center"/>
             </w:pPr>
             <w:r>
               <w:rPr>
@@ -7981,7 +8134,7 @@
           <w:p>
             <w:pPr>
               <w:pStyle w:val="Compact"/>
-              <w:jc w:val="left"/>
+              <w:jc w:val="center"/>
             </w:pPr>
             <w:r>
               <w:rPr>
@@ -8118,9 +8271,9 @@
         </w:pict>
       </w:r>
     </w:p>
-    <w:bookmarkEnd w:id="21"/>
-    <w:bookmarkEnd w:id="22"/>
-    <w:bookmarkStart w:id="27" w:name="四反应机理解析方法论"/>
+    <w:bookmarkEnd w:id="24"/>
+    <w:bookmarkEnd w:id="25"/>
+    <w:bookmarkStart w:id="30" w:name="四反应机理解析方法论"/>
     <w:p>
       <w:pPr>
         <w:pStyle w:val="Heading2"/>
@@ -8132,7 +8285,7 @@
         <w:t xml:space="preserve">四、反应机理解析方法论</w:t>
       </w:r>
     </w:p>
-    <w:bookmarkStart w:id="23" w:name="中间体-vs-过渡态势能面语言"/>
+    <w:bookmarkStart w:id="26" w:name="中间体-vs-过渡态势能面语言"/>
     <w:p>
       <w:pPr>
         <w:pStyle w:val="Heading3"/>
@@ -8179,7 +8332,7 @@
           <w:p>
             <w:pPr>
               <w:pStyle w:val="Compact"/>
-              <w:jc w:val="left"/>
+              <w:jc w:val="center"/>
             </w:pPr>
             <w:r>
               <w:rPr>
@@ -8243,7 +8396,7 @@
           <w:p>
             <w:pPr>
               <w:pStyle w:val="Compact"/>
-              <w:jc w:val="left"/>
+              <w:jc w:val="center"/>
             </w:pPr>
             <w:r>
               <w:rPr>
@@ -8261,7 +8414,7 @@
           <w:p>
             <w:pPr>
               <w:pStyle w:val="Compact"/>
-              <w:jc w:val="left"/>
+              <w:jc w:val="center"/>
             </w:pPr>
             <w:r>
               <w:rPr>
@@ -8325,7 +8478,7 @@
           <w:p>
             <w:pPr>
               <w:pStyle w:val="Compact"/>
-              <w:jc w:val="left"/>
+              <w:jc w:val="center"/>
             </w:pPr>
             <w:r>
               <w:rPr>
@@ -8354,7 +8507,7 @@
           <w:p>
             <w:pPr>
               <w:pStyle w:val="Compact"/>
-              <w:jc w:val="left"/>
+              <w:jc w:val="center"/>
             </w:pPr>
             <w:r>
               <w:rPr>
@@ -8424,7 +8577,7 @@
           <w:p>
             <w:pPr>
               <w:pStyle w:val="Compact"/>
-              <w:jc w:val="left"/>
+              <w:jc w:val="center"/>
             </w:pPr>
             <w:r>
               <w:rPr>
@@ -8604,8 +8757,8 @@
         <w:t xml:space="preserve">中间体是可检测的能量谷，过渡态是不可分离的能量峰</w:t>
       </w:r>
     </w:p>
-    <w:bookmarkEnd w:id="23"/>
-    <w:bookmarkStart w:id="24" w:name="hammond-假说"/>
+    <w:bookmarkEnd w:id="26"/>
+    <w:bookmarkStart w:id="27" w:name="hammond-假说"/>
     <w:p>
       <w:pPr>
         <w:pStyle w:val="Heading3"/>
@@ -8661,7 +8814,7 @@
           <w:p>
             <w:pPr>
               <w:pStyle w:val="Compact"/>
-              <w:jc w:val="left"/>
+              <w:jc w:val="center"/>
             </w:pPr>
             <w:r>
               <w:rPr>
@@ -8709,7 +8862,7 @@
           <w:p>
             <w:pPr>
               <w:pStyle w:val="Compact"/>
-              <w:jc w:val="left"/>
+              <w:jc w:val="center"/>
             </w:pPr>
             <w:r>
               <w:rPr>
@@ -8727,7 +8880,7 @@
           <w:p>
             <w:pPr>
               <w:pStyle w:val="Compact"/>
-              <w:jc w:val="left"/>
+              <w:jc w:val="center"/>
             </w:pPr>
             <w:r>
               <w:rPr>
@@ -8794,7 +8947,7 @@
           <w:p>
             <w:pPr>
               <w:pStyle w:val="Compact"/>
-              <w:jc w:val="left"/>
+              <w:jc w:val="center"/>
             </w:pPr>
             <w:r>
               <w:rPr>
@@ -8811,7 +8964,7 @@
           <w:p>
             <w:pPr>
               <w:pStyle w:val="Compact"/>
-              <w:jc w:val="left"/>
+              <w:jc w:val="center"/>
             </w:pPr>
             <w:r>
               <w:rPr>
@@ -8880,7 +9033,7 @@
           <w:p>
             <w:pPr>
               <w:pStyle w:val="Compact"/>
-              <w:jc w:val="left"/>
+              <w:jc w:val="center"/>
             </w:pPr>
             <w:r>
               <w:rPr>
@@ -8897,7 +9050,7 @@
           <w:p>
             <w:pPr>
               <w:pStyle w:val="Compact"/>
-              <w:jc w:val="left"/>
+              <w:jc w:val="center"/>
             </w:pPr>
             <w:r>
               <w:rPr>
@@ -8950,7 +9103,7 @@
           <w:p>
             <w:pPr>
               <w:pStyle w:val="Compact"/>
-              <w:jc w:val="left"/>
+              <w:jc w:val="center"/>
             </w:pPr>
             <w:r>
               <w:rPr>
@@ -8967,7 +9120,7 @@
           <w:p>
             <w:pPr>
               <w:pStyle w:val="Compact"/>
-              <w:jc w:val="left"/>
+              <w:jc w:val="center"/>
             </w:pPr>
             <w:r>
               <w:rPr>
@@ -9014,7 +9167,7 @@
           <w:p>
             <w:pPr>
               <w:pStyle w:val="Compact"/>
-              <w:jc w:val="left"/>
+              <w:jc w:val="center"/>
             </w:pPr>
             <w:r>
               <w:rPr>
@@ -9117,8 +9270,8 @@
         <w:t xml:space="preserve">形成。</w:t>
       </w:r>
     </w:p>
-    <w:bookmarkEnd w:id="24"/>
-    <w:bookmarkStart w:id="25" w:name="动力学控制-vs-热力学控制"/>
+    <w:bookmarkEnd w:id="27"/>
+    <w:bookmarkStart w:id="28" w:name="动力学控制-vs-热力学控制"/>
     <w:p>
       <w:pPr>
         <w:pStyle w:val="Heading3"/>
@@ -9180,7 +9333,7 @@
           <w:p>
             <w:pPr>
               <w:pStyle w:val="Compact"/>
-              <w:jc w:val="left"/>
+              <w:jc w:val="center"/>
             </w:pPr>
             <w:r>
               <w:rPr>
@@ -9212,7 +9365,7 @@
           <w:p>
             <w:pPr>
               <w:pStyle w:val="Compact"/>
-              <w:jc w:val="left"/>
+              <w:jc w:val="center"/>
             </w:pPr>
             <w:r>
               <w:rPr>
@@ -9247,7 +9400,7 @@
           <w:p>
             <w:pPr>
               <w:pStyle w:val="Compact"/>
-              <w:jc w:val="left"/>
+              <w:jc w:val="center"/>
             </w:pPr>
             <w:r>
               <w:rPr>
@@ -9291,7 +9444,7 @@
           <w:p>
             <w:pPr>
               <w:pStyle w:val="Compact"/>
-              <w:jc w:val="left"/>
+              <w:jc w:val="center"/>
             </w:pPr>
             <w:r>
               <w:rPr>
@@ -9325,7 +9478,7 @@
           <w:p>
             <w:pPr>
               <w:pStyle w:val="Compact"/>
-              <w:jc w:val="left"/>
+              <w:jc w:val="center"/>
             </w:pPr>
             <w:r>
               <w:rPr>
@@ -9369,7 +9522,7 @@
           <w:p>
             <w:pPr>
               <w:pStyle w:val="Compact"/>
-              <w:jc w:val="left"/>
+              <w:jc w:val="center"/>
             </w:pPr>
             <w:r>
               <w:rPr>
@@ -9476,8 +9629,8 @@
         <w:t xml:space="preserve">“低温动力，高温热力；快的是动力，稳的是热力。”</w:t>
       </w:r>
     </w:p>
-    <w:bookmarkEnd w:id="25"/>
-    <w:bookmarkStart w:id="26" w:name="机理推导三大策略"/>
+    <w:bookmarkEnd w:id="28"/>
+    <w:bookmarkStart w:id="29" w:name="机理推导三大策略"/>
     <w:p>
       <w:pPr>
         <w:pStyle w:val="Heading3"/>
@@ -9513,7 +9666,7 @@
           <w:p>
             <w:pPr>
               <w:pStyle w:val="Compact"/>
-              <w:jc w:val="left"/>
+              <w:jc w:val="center"/>
             </w:pPr>
             <w:r>
               <w:rPr>
@@ -9529,7 +9682,7 @@
           <w:p>
             <w:pPr>
               <w:pStyle w:val="Compact"/>
-              <w:jc w:val="left"/>
+              <w:jc w:val="center"/>
             </w:pPr>
             <w:r>
               <w:rPr>
@@ -9545,7 +9698,7 @@
           <w:p>
             <w:pPr>
               <w:pStyle w:val="Compact"/>
-              <w:jc w:val="left"/>
+              <w:jc w:val="center"/>
             </w:pPr>
             <w:r>
               <w:rPr>
@@ -9563,7 +9716,7 @@
           <w:p>
             <w:pPr>
               <w:pStyle w:val="Compact"/>
-              <w:jc w:val="left"/>
+              <w:jc w:val="center"/>
             </w:pPr>
             <w:r>
               <w:rPr>
@@ -9580,7 +9733,7 @@
           <w:p>
             <w:pPr>
               <w:pStyle w:val="Compact"/>
-              <w:jc w:val="left"/>
+              <w:jc w:val="center"/>
             </w:pPr>
             <w:r>
               <w:rPr>
@@ -9619,7 +9772,7 @@
           <w:p>
             <w:pPr>
               <w:pStyle w:val="Compact"/>
-              <w:jc w:val="left"/>
+              <w:jc w:val="center"/>
             </w:pPr>
             <w:r>
               <w:rPr>
@@ -9636,7 +9789,7 @@
           <w:p>
             <w:pPr>
               <w:pStyle w:val="Compact"/>
-              <w:jc w:val="left"/>
+              <w:jc w:val="center"/>
             </w:pPr>
             <w:r>
               <w:rPr>
@@ -9653,7 +9806,7 @@
           <w:p>
             <w:pPr>
               <w:pStyle w:val="Compact"/>
-              <w:jc w:val="left"/>
+              <w:jc w:val="center"/>
             </w:pPr>
             <w:r>
               <w:rPr>
@@ -9692,7 +9845,7 @@
           <w:p>
             <w:pPr>
               <w:pStyle w:val="Compact"/>
-              <w:jc w:val="left"/>
+              <w:jc w:val="center"/>
             </w:pPr>
             <w:r>
               <w:rPr>
@@ -9709,7 +9862,7 @@
           <w:p>
             <w:pPr>
               <w:pStyle w:val="Compact"/>
-              <w:jc w:val="left"/>
+              <w:jc w:val="center"/>
             </w:pPr>
             <w:r>
               <w:rPr>
@@ -9726,7 +9879,7 @@
           <w:p>
             <w:pPr>
               <w:pStyle w:val="Compact"/>
-              <w:jc w:val="left"/>
+              <w:jc w:val="center"/>
             </w:pPr>
             <w:r>
               <w:rPr>
@@ -9753,7 +9906,7 @@
           <w:p>
             <w:pPr>
               <w:pStyle w:val="Compact"/>
-              <w:jc w:val="left"/>
+              <w:jc w:val="center"/>
             </w:pPr>
             <w:r>
               <w:rPr>
@@ -10012,9 +10165,9 @@
         </w:pict>
       </w:r>
     </w:p>
-    <w:bookmarkEnd w:id="26"/>
-    <w:bookmarkEnd w:id="27"/>
-    <w:bookmarkStart w:id="34" w:name="五典型例题"/>
+    <w:bookmarkEnd w:id="29"/>
+    <w:bookmarkEnd w:id="30"/>
+    <w:bookmarkStart w:id="37" w:name="五典型例题"/>
     <w:p>
       <w:pPr>
         <w:pStyle w:val="Heading2"/>
@@ -10026,7 +10179,7 @@
         <w:t xml:space="preserve">五、典型例题</w:t>
       </w:r>
     </w:p>
-    <w:bookmarkStart w:id="28" w:name="例1-碳正离子稳定性比较与重排判断"/>
+    <w:bookmarkStart w:id="31" w:name="例1-碳正离子稳定性比较与重排判断"/>
     <w:p>
       <w:pPr>
         <w:pStyle w:val="Heading3"/>
@@ -10596,8 +10749,8 @@
         </w:pict>
       </w:r>
     </w:p>
-    <w:bookmarkEnd w:id="28"/>
-    <w:bookmarkStart w:id="29" w:name="例2-碳负离子pka-判断与区域选择性"/>
+    <w:bookmarkEnd w:id="31"/>
+    <w:bookmarkStart w:id="32" w:name="例2-碳负离子pka-判断与区域选择性"/>
     <w:p>
       <w:pPr>
         <w:pStyle w:val="Heading3"/>
@@ -11130,8 +11283,8 @@
         </w:pict>
       </w:r>
     </w:p>
-    <w:bookmarkEnd w:id="29"/>
-    <w:bookmarkStart w:id="30" w:name="例3-自由基链反应过氧化物效应完整机理"/>
+    <w:bookmarkEnd w:id="32"/>
+    <w:bookmarkStart w:id="33" w:name="例3-自由基链反应过氧化物效应完整机理"/>
     <w:p>
       <w:pPr>
         <w:pStyle w:val="Heading3"/>
@@ -11893,8 +12046,8 @@
         </w:pict>
       </w:r>
     </w:p>
-    <w:bookmarkEnd w:id="30"/>
-    <w:bookmarkStart w:id="31" w:name="例4-卡宾单线态-vs-三线态立体化学"/>
+    <w:bookmarkEnd w:id="33"/>
+    <w:bookmarkStart w:id="34" w:name="例4-卡宾单线态-vs-三线态立体化学"/>
     <w:p>
       <w:pPr>
         <w:pStyle w:val="Heading3"/>
@@ -12472,8 +12625,8 @@
         </w:pict>
       </w:r>
     </w:p>
-    <w:bookmarkEnd w:id="31"/>
-    <w:bookmarkStart w:id="32" w:name="例5-苯炔-vs-普通-snar-的分流判断"/>
+    <w:bookmarkEnd w:id="34"/>
+    <w:bookmarkStart w:id="35" w:name="例5-苯炔-vs-普通-snar-的分流判断"/>
     <w:p>
       <w:pPr>
         <w:pStyle w:val="Heading3"/>
@@ -13005,7 +13158,7 @@
           <w:p>
             <w:pPr>
               <w:pStyle w:val="Compact"/>
-              <w:jc w:val="left"/>
+              <w:jc w:val="center"/>
             </w:pPr>
             <w:r>
               <w:rPr>
@@ -13037,7 +13190,7 @@
           <w:p>
             <w:pPr>
               <w:pStyle w:val="Compact"/>
-              <w:jc w:val="left"/>
+              <w:jc w:val="center"/>
             </w:pPr>
             <w:r>
               <w:rPr>
@@ -13053,7 +13206,7 @@
           <w:p>
             <w:pPr>
               <w:pStyle w:val="Compact"/>
-              <w:jc w:val="left"/>
+              <w:jc w:val="center"/>
             </w:pPr>
             <w:r>
               <w:rPr>
@@ -13069,7 +13222,7 @@
           <w:p>
             <w:pPr>
               <w:pStyle w:val="Compact"/>
-              <w:jc w:val="left"/>
+              <w:jc w:val="center"/>
             </w:pPr>
             <w:r>
               <w:rPr>
@@ -13087,7 +13240,7 @@
           <w:p>
             <w:pPr>
               <w:pStyle w:val="Compact"/>
-              <w:jc w:val="left"/>
+              <w:jc w:val="center"/>
             </w:pPr>
             <w:r>
               <w:rPr>
@@ -13117,7 +13270,7 @@
           <w:p>
             <w:pPr>
               <w:pStyle w:val="Compact"/>
-              <w:jc w:val="left"/>
+              <w:jc w:val="center"/>
             </w:pPr>
             <w:r>
               <w:rPr>
@@ -13138,7 +13291,7 @@
           <w:p>
             <w:pPr>
               <w:pStyle w:val="Compact"/>
-              <w:jc w:val="left"/>
+              <w:jc w:val="center"/>
             </w:pPr>
             <w:r>
               <w:rPr>
@@ -13153,7 +13306,7 @@
           <w:p>
             <w:pPr>
               <w:pStyle w:val="Compact"/>
-              <w:jc w:val="left"/>
+              <w:jc w:val="center"/>
             </w:pPr>
             <w:r>
               <w:rPr>
@@ -13170,7 +13323,7 @@
           <w:p>
             <w:pPr>
               <w:pStyle w:val="Compact"/>
-              <w:jc w:val="left"/>
+              <w:jc w:val="center"/>
             </w:pPr>
             <w:r>
               <w:rPr>
@@ -13208,7 +13361,7 @@
           <w:p>
             <w:pPr>
               <w:pStyle w:val="Compact"/>
-              <w:jc w:val="left"/>
+              <w:jc w:val="center"/>
             </w:pPr>
             <w:r>
               <w:rPr>
@@ -13225,7 +13378,7 @@
           <w:p>
             <w:pPr>
               <w:pStyle w:val="Compact"/>
-              <w:jc w:val="left"/>
+              <w:jc w:val="center"/>
             </w:pPr>
             <w:r>
               <w:rPr>
@@ -13246,7 +13399,7 @@
           <w:p>
             <w:pPr>
               <w:pStyle w:val="Compact"/>
-              <w:jc w:val="left"/>
+              <w:jc w:val="center"/>
             </w:pPr>
             <w:r>
               <w:rPr>
@@ -13329,8 +13482,8 @@
         </w:pict>
       </w:r>
     </w:p>
-    <w:bookmarkEnd w:id="32"/>
-    <w:bookmarkStart w:id="33" w:name="例6-综合中间体识别-命运判断-产物预测"/>
+    <w:bookmarkEnd w:id="35"/>
+    <w:bookmarkStart w:id="36" w:name="例6-综合中间体识别-命运判断-产物预测"/>
     <w:p>
       <w:pPr>
         <w:pStyle w:val="Heading3"/>
@@ -14430,9 +14583,9 @@
         </w:pict>
       </w:r>
     </w:p>
-    <w:bookmarkEnd w:id="33"/>
-    <w:bookmarkEnd w:id="34"/>
-    <w:bookmarkStart w:id="35" w:name="六常见误区"/>
+    <w:bookmarkEnd w:id="36"/>
+    <w:bookmarkEnd w:id="37"/>
+    <w:bookmarkStart w:id="38" w:name="六常见误区"/>
     <w:p>
       <w:pPr>
         <w:pStyle w:val="Heading2"/>
@@ -14910,8 +15063,8 @@
         </w:pict>
       </w:r>
     </w:p>
-    <w:bookmarkEnd w:id="35"/>
-    <w:bookmarkStart w:id="39" w:name="七方法总结与口诀"/>
+    <w:bookmarkEnd w:id="38"/>
+    <w:bookmarkStart w:id="42" w:name="七方法总结与口诀"/>
     <w:p>
       <w:pPr>
         <w:pStyle w:val="Heading2"/>
@@ -14923,7 +15076,7 @@
         <w:t xml:space="preserve">七、方法总结与口诀</w:t>
       </w:r>
     </w:p>
-    <w:bookmarkStart w:id="36" w:name="中间体判断三步法"/>
+    <w:bookmarkStart w:id="39" w:name="中间体判断三步法"/>
     <w:p>
       <w:pPr>
         <w:pStyle w:val="Heading3"/>
@@ -15427,8 +15580,8 @@
         <w:t xml:space="preserve">多对箭头</w:t>
       </w:r>
     </w:p>
-    <w:bookmarkEnd w:id="36"/>
-    <w:bookmarkStart w:id="37" w:name="中间体识别口诀"/>
+    <w:bookmarkEnd w:id="39"/>
+    <w:bookmarkStart w:id="40" w:name="中间体识别口诀"/>
     <w:p>
       <w:pPr>
         <w:pStyle w:val="Heading3"/>
@@ -15484,8 +15637,8 @@
         <w:t xml:space="preserve">芳卤遇上碱，苯炔中间体；先判中间体，再写推箭头。”</w:t>
       </w:r>
     </w:p>
-    <w:bookmarkEnd w:id="37"/>
-    <w:bookmarkStart w:id="38" w:name="重排判断口诀"/>
+    <w:bookmarkEnd w:id="40"/>
+    <w:bookmarkStart w:id="41" w:name="重排判断口诀"/>
     <w:p>
       <w:pPr>
         <w:pStyle w:val="Heading3"/>
@@ -15548,9 +15701,9 @@
         </w:pict>
       </w:r>
     </w:p>
-    <w:bookmarkEnd w:id="38"/>
-    <w:bookmarkEnd w:id="39"/>
-    <w:bookmarkStart w:id="43" w:name="八核心速查卡"/>
+    <w:bookmarkEnd w:id="41"/>
+    <w:bookmarkEnd w:id="42"/>
+    <w:bookmarkStart w:id="46" w:name="八核心速查卡"/>
     <w:p>
       <w:pPr>
         <w:pStyle w:val="Heading2"/>
@@ -15562,7 +15715,7 @@
         <w:t xml:space="preserve">八、核心速查卡</w:t>
       </w:r>
     </w:p>
-    <w:bookmarkStart w:id="40" w:name="五大活性中间体速查总表"/>
+    <w:bookmarkStart w:id="43" w:name="五大活性中间体速查总表"/>
     <w:p>
       <w:pPr>
         <w:pStyle w:val="Heading3"/>
@@ -15617,7 +15770,7 @@
           <w:p>
             <w:pPr>
               <w:pStyle w:val="Compact"/>
-              <w:jc w:val="left"/>
+              <w:jc w:val="center"/>
             </w:pPr>
             <w:r>
               <w:rPr>
@@ -15633,7 +15786,7 @@
           <w:p>
             <w:pPr>
               <w:pStyle w:val="Compact"/>
-              <w:jc w:val="left"/>
+              <w:jc w:val="center"/>
             </w:pPr>
             <w:r>
               <w:rPr>
@@ -15649,7 +15802,7 @@
           <w:p>
             <w:pPr>
               <w:pStyle w:val="Compact"/>
-              <w:jc w:val="left"/>
+              <w:jc w:val="center"/>
             </w:pPr>
             <w:r>
               <w:rPr>
@@ -15665,7 +15818,7 @@
           <w:p>
             <w:pPr>
               <w:pStyle w:val="Compact"/>
-              <w:jc w:val="left"/>
+              <w:jc w:val="center"/>
             </w:pPr>
             <w:r>
               <w:rPr>
@@ -15681,7 +15834,7 @@
           <w:p>
             <w:pPr>
               <w:pStyle w:val="Compact"/>
-              <w:jc w:val="right"/>
+              <w:jc w:val="center"/>
             </w:pPr>
             <w:r>
               <w:rPr>
@@ -15716,7 +15869,7 @@
           <w:p>
             <w:pPr>
               <w:pStyle w:val="Compact"/>
-              <w:jc w:val="left"/>
+              <w:jc w:val="center"/>
             </w:pPr>
             <w:r>
               <w:rPr>
@@ -15731,7 +15884,7 @@
           <w:p>
             <w:pPr>
               <w:pStyle w:val="Compact"/>
-              <w:jc w:val="left"/>
+              <w:jc w:val="center"/>
             </w:pPr>
             <w:r>
               <w:rPr>
@@ -15764,7 +15917,7 @@
           <w:p>
             <w:pPr>
               <w:pStyle w:val="Compact"/>
-              <w:jc w:val="left"/>
+              <w:jc w:val="center"/>
             </w:pPr>
             <w:r>
               <w:rPr>
@@ -15779,7 +15932,7 @@
           <w:p>
             <w:pPr>
               <w:pStyle w:val="Compact"/>
-              <w:jc w:val="left"/>
+              <w:jc w:val="center"/>
             </w:pPr>
             <w:r>
               <w:rPr>
@@ -15794,7 +15947,7 @@
           <w:p>
             <w:pPr>
               <w:pStyle w:val="Compact"/>
-              <w:jc w:val="right"/>
+              <w:jc w:val="center"/>
             </w:pPr>
             <w:r>
               <w:rPr>
@@ -15828,7 +15981,7 @@
           <w:p>
             <w:pPr>
               <w:pStyle w:val="Compact"/>
-              <w:jc w:val="left"/>
+              <w:jc w:val="center"/>
             </w:pPr>
             <w:r>
               <w:rPr>
@@ -15843,7 +15996,7 @@
           <w:p>
             <w:pPr>
               <w:pStyle w:val="Compact"/>
-              <w:jc w:val="left"/>
+              <w:jc w:val="center"/>
             </w:pPr>
             <w:r>
               <w:rPr>
@@ -15876,7 +16029,7 @@
           <w:p>
             <w:pPr>
               <w:pStyle w:val="Compact"/>
-              <w:jc w:val="left"/>
+              <w:jc w:val="center"/>
             </w:pPr>
             <w:r>
               <w:rPr>
@@ -15903,7 +16056,7 @@
           <w:p>
             <w:pPr>
               <w:pStyle w:val="Compact"/>
-              <w:jc w:val="left"/>
+              <w:jc w:val="center"/>
             </w:pPr>
             <w:r>
               <w:rPr>
@@ -15918,7 +16071,7 @@
           <w:p>
             <w:pPr>
               <w:pStyle w:val="Compact"/>
-              <w:jc w:val="right"/>
+              <w:jc w:val="center"/>
             </w:pPr>
             <w:r>
               <w:rPr>
@@ -15952,7 +16105,7 @@
           <w:p>
             <w:pPr>
               <w:pStyle w:val="Compact"/>
-              <w:jc w:val="left"/>
+              <w:jc w:val="center"/>
             </w:pPr>
             <w:r>
               <w:rPr>
@@ -15967,7 +16120,7 @@
           <w:p>
             <w:pPr>
               <w:pStyle w:val="Compact"/>
-              <w:jc w:val="left"/>
+              <w:jc w:val="center"/>
             </w:pPr>
             <w:r>
               <w:rPr>
@@ -15994,7 +16147,7 @@
           <w:p>
             <w:pPr>
               <w:pStyle w:val="Compact"/>
-              <w:jc w:val="left"/>
+              <w:jc w:val="center"/>
             </w:pPr>
             <w:r>
               <w:rPr>
@@ -16009,7 +16162,7 @@
           <w:p>
             <w:pPr>
               <w:pStyle w:val="Compact"/>
-              <w:jc w:val="left"/>
+              <w:jc w:val="center"/>
             </w:pPr>
             <w:r>
               <w:rPr>
@@ -16024,7 +16177,7 @@
           <w:p>
             <w:pPr>
               <w:pStyle w:val="Compact"/>
-              <w:jc w:val="right"/>
+              <w:jc w:val="center"/>
             </w:pPr>
             <w:r>
               <w:rPr>
@@ -16058,7 +16211,7 @@
           <w:p>
             <w:pPr>
               <w:pStyle w:val="Compact"/>
-              <w:jc w:val="left"/>
+              <w:jc w:val="center"/>
             </w:pPr>
             <w:r>
               <w:rPr>
@@ -16079,7 +16232,7 @@
           <w:p>
             <w:pPr>
               <w:pStyle w:val="Compact"/>
-              <w:jc w:val="left"/>
+              <w:jc w:val="center"/>
             </w:pPr>
             <w:r>
               <w:rPr>
@@ -16106,7 +16259,7 @@
           <w:p>
             <w:pPr>
               <w:pStyle w:val="Compact"/>
-              <w:jc w:val="left"/>
+              <w:jc w:val="center"/>
             </w:pPr>
             <w:r>
               <w:rPr>
@@ -16121,7 +16274,7 @@
           <w:p>
             <w:pPr>
               <w:pStyle w:val="Compact"/>
-              <w:jc w:val="left"/>
+              <w:jc w:val="center"/>
             </w:pPr>
             <w:r>
               <w:rPr>
@@ -16136,7 +16289,7 @@
           <w:p>
             <w:pPr>
               <w:pStyle w:val="Compact"/>
-              <w:jc w:val="right"/>
+              <w:jc w:val="center"/>
             </w:pPr>
             <w:r>
               <w:rPr>
@@ -16170,7 +16323,7 @@
           <w:p>
             <w:pPr>
               <w:pStyle w:val="Compact"/>
-              <w:jc w:val="left"/>
+              <w:jc w:val="center"/>
             </w:pPr>
             <w:r>
               <w:rPr>
@@ -16185,7 +16338,7 @@
           <w:p>
             <w:pPr>
               <w:pStyle w:val="Compact"/>
-              <w:jc w:val="left"/>
+              <w:jc w:val="center"/>
             </w:pPr>
             <w:r>
               <w:rPr>
@@ -16200,7 +16353,7 @@
           <w:p>
             <w:pPr>
               <w:pStyle w:val="Compact"/>
-              <w:jc w:val="left"/>
+              <w:jc w:val="center"/>
             </w:pPr>
             <w:r>
               <w:rPr>
@@ -16215,7 +16368,7 @@
           <w:p>
             <w:pPr>
               <w:pStyle w:val="Compact"/>
-              <w:jc w:val="left"/>
+              <w:jc w:val="center"/>
             </w:pPr>
             <w:r>
               <w:rPr>
@@ -16236,7 +16389,7 @@
           <w:p>
             <w:pPr>
               <w:pStyle w:val="Compact"/>
-              <w:jc w:val="right"/>
+              <w:jc w:val="center"/>
             </w:pPr>
             <w:r>
               <w:rPr>
@@ -16248,8 +16401,8 @@
         </w:tc>
       </w:tr>
     </w:tbl>
-    <w:bookmarkEnd w:id="40"/>
-    <w:bookmarkStart w:id="41" w:name="碳正离子-vs-碳负离子-vs-自由基稳定性对比"/>
+    <w:bookmarkEnd w:id="43"/>
+    <w:bookmarkStart w:id="44" w:name="碳正离子-vs-碳负离子-vs-自由基稳定性对比"/>
     <w:p>
       <w:pPr>
         <w:pStyle w:val="Heading3"/>
@@ -16304,7 +16457,7 @@
           <w:p>
             <w:pPr>
               <w:pStyle w:val="Compact"/>
-              <w:jc w:val="left"/>
+              <w:jc w:val="center"/>
             </w:pPr>
             <w:r>
               <w:rPr>
@@ -16370,7 +16523,7 @@
           <w:p>
             <w:pPr>
               <w:pStyle w:val="Compact"/>
-              <w:jc w:val="left"/>
+              <w:jc w:val="center"/>
             </w:pPr>
             <w:r>
               <w:rPr>
@@ -16442,7 +16595,7 @@
           <w:p>
             <w:pPr>
               <w:pStyle w:val="Compact"/>
-              <w:jc w:val="left"/>
+              <w:jc w:val="center"/>
             </w:pPr>
             <w:r>
               <w:rPr>
@@ -16532,7 +16685,7 @@
           <w:p>
             <w:pPr>
               <w:pStyle w:val="Compact"/>
-              <w:jc w:val="left"/>
+              <w:jc w:val="center"/>
             </w:pPr>
             <w:r>
               <w:rPr>
@@ -16596,7 +16749,7 @@
           <w:p>
             <w:pPr>
               <w:pStyle w:val="Compact"/>
-              <w:jc w:val="left"/>
+              <w:jc w:val="center"/>
             </w:pPr>
             <w:r>
               <w:rPr>
@@ -16655,8 +16808,8 @@
         </w:tc>
       </w:tr>
     </w:tbl>
-    <w:bookmarkEnd w:id="41"/>
-    <w:bookmarkStart w:id="42" w:name="机理推导策略速查卡"/>
+    <w:bookmarkEnd w:id="44"/>
+    <w:bookmarkStart w:id="45" w:name="机理推导策略速查卡"/>
     <w:p>
       <w:pPr>
         <w:pStyle w:val="Heading3"/>
@@ -16692,7 +16845,7 @@
           <w:p>
             <w:pPr>
               <w:pStyle w:val="Compact"/>
-              <w:jc w:val="left"/>
+              <w:jc w:val="center"/>
             </w:pPr>
             <w:r>
               <w:rPr>
@@ -16708,7 +16861,7 @@
           <w:p>
             <w:pPr>
               <w:pStyle w:val="Compact"/>
-              <w:jc w:val="left"/>
+              <w:jc w:val="center"/>
             </w:pPr>
             <w:r>
               <w:rPr>
@@ -16724,7 +16877,7 @@
           <w:p>
             <w:pPr>
               <w:pStyle w:val="Compact"/>
-              <w:jc w:val="left"/>
+              <w:jc w:val="center"/>
             </w:pPr>
             <w:r>
               <w:rPr>
@@ -16742,7 +16895,7 @@
           <w:p>
             <w:pPr>
               <w:pStyle w:val="Compact"/>
-              <w:jc w:val="left"/>
+              <w:jc w:val="center"/>
             </w:pPr>
             <w:r>
               <w:rPr>
@@ -16759,7 +16912,7 @@
           <w:p>
             <w:pPr>
               <w:pStyle w:val="Compact"/>
-              <w:jc w:val="left"/>
+              <w:jc w:val="center"/>
             </w:pPr>
             <w:r>
               <w:rPr>
@@ -16774,7 +16927,7 @@
           <w:p>
             <w:pPr>
               <w:pStyle w:val="Compact"/>
-              <w:jc w:val="left"/>
+              <w:jc w:val="center"/>
             </w:pPr>
             <w:r>
               <w:rPr>
@@ -16815,7 +16968,7 @@
           <w:p>
             <w:pPr>
               <w:pStyle w:val="Compact"/>
-              <w:jc w:val="left"/>
+              <w:jc w:val="center"/>
             </w:pPr>
             <w:r>
               <w:rPr>
@@ -16832,7 +16985,7 @@
           <w:p>
             <w:pPr>
               <w:pStyle w:val="Compact"/>
-              <w:jc w:val="left"/>
+              <w:jc w:val="center"/>
             </w:pPr>
             <w:r>
               <w:rPr>
@@ -16847,7 +17000,7 @@
           <w:p>
             <w:pPr>
               <w:pStyle w:val="Compact"/>
-              <w:jc w:val="left"/>
+              <w:jc w:val="center"/>
             </w:pPr>
             <w:r>
               <w:rPr>
@@ -16864,7 +17017,7 @@
           <w:p>
             <w:pPr>
               <w:pStyle w:val="Compact"/>
-              <w:jc w:val="left"/>
+              <w:jc w:val="center"/>
             </w:pPr>
             <w:r>
               <w:rPr>
@@ -16881,7 +17034,7 @@
           <w:p>
             <w:pPr>
               <w:pStyle w:val="Compact"/>
-              <w:jc w:val="left"/>
+              <w:jc w:val="center"/>
             </w:pPr>
             <w:r>
               <w:rPr>
@@ -16896,7 +17049,7 @@
           <w:p>
             <w:pPr>
               <w:pStyle w:val="Compact"/>
-              <w:jc w:val="left"/>
+              <w:jc w:val="center"/>
             </w:pPr>
             <w:r>
               <w:rPr>
@@ -16913,7 +17066,7 @@
           <w:p>
             <w:pPr>
               <w:pStyle w:val="Compact"/>
-              <w:jc w:val="left"/>
+              <w:jc w:val="center"/>
             </w:pPr>
             <w:r>
               <w:rPr>
@@ -16930,7 +17083,7 @@
           <w:p>
             <w:pPr>
               <w:pStyle w:val="Compact"/>
-              <w:jc w:val="left"/>
+              <w:jc w:val="center"/>
             </w:pPr>
             <w:r>
               <w:rPr>
@@ -16969,7 +17122,7 @@
           <w:p>
             <w:pPr>
               <w:pStyle w:val="Compact"/>
-              <w:jc w:val="left"/>
+              <w:jc w:val="center"/>
             </w:pPr>
             <w:r>
               <w:rPr>
@@ -16988,9 +17141,9 @@
         </w:pict>
       </w:r>
     </w:p>
-    <w:bookmarkEnd w:id="42"/>
-    <w:bookmarkEnd w:id="43"/>
-    <w:bookmarkStart w:id="47" w:name="九练习题"/>
+    <w:bookmarkEnd w:id="45"/>
+    <w:bookmarkEnd w:id="46"/>
+    <w:bookmarkStart w:id="50" w:name="九练习题"/>
     <w:p>
       <w:pPr>
         <w:pStyle w:val="Heading2"/>
@@ -17002,7 +17155,7 @@
         <w:t xml:space="preserve">九、练习题</w:t>
       </w:r>
     </w:p>
-    <w:bookmarkStart w:id="44" w:name="基础巩固"/>
+    <w:bookmarkStart w:id="47" w:name="基础巩固"/>
     <w:p>
       <w:pPr>
         <w:pStyle w:val="Heading3"/>
@@ -17197,8 +17350,8 @@
         <w:t xml:space="preserve">苯炔是消除-加成机理的关键中间体</w:t>
       </w:r>
     </w:p>
-    <w:bookmarkEnd w:id="44"/>
-    <w:bookmarkStart w:id="45" w:name="提高训练"/>
+    <w:bookmarkEnd w:id="47"/>
+    <w:bookmarkStart w:id="48" w:name="提高训练"/>
     <w:p>
       <w:pPr>
         <w:pStyle w:val="Heading3"/>
@@ -17318,8 +17471,8 @@
         <w:t xml:space="preserve"> H₂O/EtOH, Δ</w:t>
       </w:r>
     </w:p>
-    <w:bookmarkEnd w:id="45"/>
-    <w:bookmarkStart w:id="46" w:name="综合挑战"/>
+    <w:bookmarkEnd w:id="48"/>
+    <w:bookmarkStart w:id="49" w:name="综合挑战"/>
     <w:p>
       <w:pPr>
         <w:pStyle w:val="Heading3"/>
@@ -17491,9 +17644,9 @@
         </w:pict>
       </w:r>
     </w:p>
-    <w:bookmarkEnd w:id="46"/>
-    <w:bookmarkEnd w:id="47"/>
-    <w:bookmarkStart w:id="48" w:name="十参考答案"/>
+    <w:bookmarkEnd w:id="49"/>
+    <w:bookmarkEnd w:id="50"/>
+    <w:bookmarkStart w:id="51" w:name="十参考答案"/>
     <w:p>
       <w:pPr>
         <w:pStyle w:val="Heading2"/>
@@ -18802,8 +18955,8 @@
         </w:pict>
       </w:r>
     </w:p>
-    <w:bookmarkEnd w:id="48"/>
-    <w:bookmarkStart w:id="49" w:name="十一跨专题连接"/>
+    <w:bookmarkEnd w:id="51"/>
+    <w:bookmarkStart w:id="52" w:name="十一跨专题连接"/>
     <w:p>
       <w:pPr>
         <w:pStyle w:val="Heading2"/>
@@ -19089,8 +19242,8 @@
         </w:pict>
       </w:r>
     </w:p>
-    <w:bookmarkEnd w:id="49"/>
-    <w:bookmarkEnd w:id="50"/>
+    <w:bookmarkEnd w:id="52"/>
+    <w:bookmarkEnd w:id="53"/>
     <w:sectPr>
       <w:footerReference w:type="default" r:id="rId9"/>
       <w:footnotePr>

--- a/06-学生侧材料/讲义/2026-06-23-活性中间体与反应机理基础.docx
+++ b/06-学生侧材料/讲义/2026-06-23-活性中间体与反应机理基础.docx
@@ -6873,7 +6873,7 @@
               <w:rPr>
                 <w:rFonts w:hint="eastAsia" w:ascii="Times New Roman" w:hAnsi="Times New Roman" w:eastAsia="SimSun"/>
               </w:rPr>
-              <w:t xml:space="preserve">最经典，已爆炸危险</w:t>
+              <w:t xml:space="preserve">最经典，已爆炸危险⚠️</w:t>
             </w:r>
           </w:p>
         </w:tc>
